--- a/docs/whitepaper/exports/BASTION-Whitepaper-v0.3.docx
+++ b/docs/whitepaper/exports/BASTION-Whitepaper-v0.3.docx
@@ -23,35 +23,9 @@
         <w:pStyle w:val="Date"/>
       </w:pPr>
       <w:r>
-        <w:t xml:space="preserve">2026-03-08</w:t>
-      </w:r>
-    </w:p>
-    <w:sdt>
-      <w:sdtPr>
-        <w:docPartObj>
-          <w:docPartGallery w:val="Table of Contents"/>
-          <w:docPartUnique/>
-        </w:docPartObj>
-      </w:sdtPr>
-      <w:sdtContent>
-        <w:p>
-          <w:pPr>
-            <w:pStyle w:val="TOCHeading"/>
-          </w:pPr>
-          <w:r>
-            <w:t xml:space="preserve">Table of Contents</w:t>
-          </w:r>
-        </w:p>
-        <w:p>
-          <w:r>
-            <w:fldChar w:fldCharType="begin" w:dirty="true"/>
-            <w:instrText xml:space="preserve">TOC \o "1-3" \h \z \u</w:instrText>
-            <w:fldChar w:fldCharType="separate"/>
-            <w:fldChar w:fldCharType="end"/>
-          </w:r>
-        </w:p>
-      </w:sdtContent>
-    </w:sdt>
+        <w:t xml:space="preserve">2026-03-23</w:t>
+      </w:r>
+    </w:p>
     <w:p>
       <w:pPr>
         <w:pStyle w:val="FirstParagraph"/>
@@ -63,15 +37,6 @@
         <w:pStyle w:val="Heading1"/>
       </w:pPr>
       <w:r>
-        <w:rPr>
-          <w:rStyle w:val="SectionNumber"/>
-        </w:rPr>
-        <w:t xml:space="preserve">1</w:t>
-      </w:r>
-      <w:r>
-        <w:tab/>
-      </w:r>
-      <w:r>
         <w:t xml:space="preserve">Decision Overmatch</w:t>
       </w:r>
     </w:p>
@@ -80,15 +45,6 @@
       <w:pPr>
         <w:pStyle w:val="Heading2"/>
       </w:pPr>
-      <w:r>
-        <w:rPr>
-          <w:rStyle w:val="SectionNumber"/>
-        </w:rPr>
-        <w:t xml:space="preserve">1.1</w:t>
-      </w:r>
-      <w:r>
-        <w:tab/>
-      </w:r>
       <w:r>
         <w:t xml:space="preserve">Accelerating Military Advantage with AI-Augmented Decentralized Autonomous Organizations</w:t>
       </w:r>
@@ -195,15 +151,6 @@
       <w:pPr>
         <w:pStyle w:val="Heading2"/>
       </w:pPr>
-      <w:r>
-        <w:rPr>
-          <w:rStyle w:val="SectionNumber"/>
-        </w:rPr>
-        <w:t xml:space="preserve">1.2</w:t>
-      </w:r>
-      <w:r>
-        <w:tab/>
-      </w:r>
       <w:r>
         <w:t xml:space="preserve">Abstract</w:t>
       </w:r>
@@ -401,15 +348,6 @@
         <w:pStyle w:val="Heading1"/>
       </w:pPr>
       <w:r>
-        <w:rPr>
-          <w:rStyle w:val="SectionNumber"/>
-        </w:rPr>
-        <w:t xml:space="preserve">2</w:t>
-      </w:r>
-      <w:r>
-        <w:tab/>
-      </w:r>
-      <w:r>
         <w:t xml:space="preserve">Abstract</w:t>
       </w:r>
     </w:p>
@@ -498,15 +436,6 @@
         <w:pStyle w:val="Heading1"/>
       </w:pPr>
       <w:r>
-        <w:rPr>
-          <w:rStyle w:val="SectionNumber"/>
-        </w:rPr>
-        <w:t xml:space="preserve">3</w:t>
-      </w:r>
-      <w:r>
-        <w:tab/>
-      </w:r>
-      <w:r>
         <w:t xml:space="preserve">1. Introduction</w:t>
       </w:r>
     </w:p>
@@ -523,15 +452,6 @@
       <w:pPr>
         <w:pStyle w:val="Heading2"/>
       </w:pPr>
-      <w:r>
-        <w:rPr>
-          <w:rStyle w:val="SectionNumber"/>
-        </w:rPr>
-        <w:t xml:space="preserve">3.1</w:t>
-      </w:r>
-      <w:r>
-        <w:tab/>
-      </w:r>
       <w:r>
         <w:t xml:space="preserve">1.1 The Problem: Siloed Decision-Making in Coalition Operations</w:t>
       </w:r>
@@ -597,15 +517,6 @@
         <w:pStyle w:val="Heading2"/>
       </w:pPr>
       <w:r>
-        <w:rPr>
-          <w:rStyle w:val="SectionNumber"/>
-        </w:rPr>
-        <w:t xml:space="preserve">3.2</w:t>
-      </w:r>
-      <w:r>
-        <w:tab/>
-      </w:r>
-      <w:r>
         <w:t xml:space="preserve">1.2 Why This Problem Matters</w:t>
       </w:r>
     </w:p>
@@ -658,15 +569,6 @@
         <w:pStyle w:val="Heading2"/>
       </w:pPr>
       <w:r>
-        <w:rPr>
-          <w:rStyle w:val="SectionNumber"/>
-        </w:rPr>
-        <w:t xml:space="preserve">3.3</w:t>
-      </w:r>
-      <w:r>
-        <w:tab/>
-      </w:r>
-      <w:r>
         <w:t xml:space="preserve">1.3 Why This Problem Is Hard</w:t>
       </w:r>
     </w:p>
@@ -771,15 +673,6 @@
         <w:pStyle w:val="Heading2"/>
       </w:pPr>
       <w:r>
-        <w:rPr>
-          <w:rStyle w:val="SectionNumber"/>
-        </w:rPr>
-        <w:t xml:space="preserve">3.4</w:t>
-      </w:r>
-      <w:r>
-        <w:tab/>
-      </w:r>
-      <w:r>
         <w:t xml:space="preserve">1.4 Why Previous Approaches Have Not Succeeded</w:t>
       </w:r>
     </w:p>
@@ -937,15 +830,6 @@
       <w:pPr>
         <w:pStyle w:val="Heading2"/>
       </w:pPr>
-      <w:r>
-        <w:rPr>
-          <w:rStyle w:val="SectionNumber"/>
-        </w:rPr>
-        <w:t xml:space="preserve">3.5</w:t>
-      </w:r>
-      <w:r>
-        <w:tab/>
-      </w:r>
       <w:r>
         <w:t xml:space="preserve">1.5 The BASTION Approach</w:t>
       </w:r>
@@ -1108,15 +992,6 @@
         <w:pStyle w:val="Heading2"/>
       </w:pPr>
       <w:r>
-        <w:rPr>
-          <w:rStyle w:val="SectionNumber"/>
-        </w:rPr>
-        <w:t xml:space="preserve">3.6</w:t>
-      </w:r>
-      <w:r>
-        <w:tab/>
-      </w:r>
-      <w:r>
         <w:t xml:space="preserve">1.6 Research Question</w:t>
       </w:r>
     </w:p>
@@ -1154,15 +1029,6 @@
       <w:pPr>
         <w:pStyle w:val="Heading2"/>
       </w:pPr>
-      <w:r>
-        <w:rPr>
-          <w:rStyle w:val="SectionNumber"/>
-        </w:rPr>
-        <w:t xml:space="preserve">3.7</w:t>
-      </w:r>
-      <w:r>
-        <w:tab/>
-      </w:r>
       <w:r>
         <w:t xml:space="preserve">1.7 Contributions</w:t>
       </w:r>
@@ -1320,15 +1186,6 @@
         <w:pStyle w:val="Heading2"/>
       </w:pPr>
       <w:r>
-        <w:rPr>
-          <w:rStyle w:val="SectionNumber"/>
-        </w:rPr>
-        <w:t xml:space="preserve">3.8</w:t>
-      </w:r>
-      <w:r>
-        <w:tab/>
-      </w:r>
-      <w:r>
         <w:t xml:space="preserve">1.8 Development Scope and Version Note</w:t>
       </w:r>
     </w:p>
@@ -1346,15 +1203,6 @@
       <w:pPr>
         <w:pStyle w:val="Heading2"/>
       </w:pPr>
-      <w:r>
-        <w:rPr>
-          <w:rStyle w:val="SectionNumber"/>
-        </w:rPr>
-        <w:t xml:space="preserve">3.9</w:t>
-      </w:r>
-      <w:r>
-        <w:tab/>
-      </w:r>
       <w:r>
         <w:t xml:space="preserve">1.9 Paper Organization</w:t>
       </w:r>
@@ -1490,15 +1338,6 @@
         <w:pStyle w:val="Heading1"/>
       </w:pPr>
       <w:r>
-        <w:rPr>
-          <w:rStyle w:val="SectionNumber"/>
-        </w:rPr>
-        <w:t xml:space="preserve">4</w:t>
-      </w:r>
-      <w:r>
-        <w:tab/>
-      </w:r>
-      <w:r>
         <w:t xml:space="preserve">2. Background: Decentralized Autonomous Organizations and Web3 Technologies</w:t>
       </w:r>
     </w:p>
@@ -1516,15 +1355,6 @@
         <w:pStyle w:val="Heading2"/>
       </w:pPr>
       <w:r>
-        <w:rPr>
-          <w:rStyle w:val="SectionNumber"/>
-        </w:rPr>
-        <w:t xml:space="preserve">4.1</w:t>
-      </w:r>
-      <w:r>
-        <w:tab/>
-      </w:r>
-      <w:r>
         <w:t xml:space="preserve">2.1 Blockchain Fundamentals</w:t>
       </w:r>
     </w:p>
@@ -1533,15 +1363,6 @@
       <w:pPr>
         <w:pStyle w:val="Heading3"/>
       </w:pPr>
-      <w:r>
-        <w:rPr>
-          <w:rStyle w:val="SectionNumber"/>
-        </w:rPr>
-        <w:t xml:space="preserve">4.1.1</w:t>
-      </w:r>
-      <w:r>
-        <w:tab/>
-      </w:r>
       <w:r>
         <w:t xml:space="preserve">What is a Blockchain?</w:t>
       </w:r>
@@ -1596,15 +1417,6 @@
       <w:pPr>
         <w:pStyle w:val="Heading3"/>
       </w:pPr>
-      <w:r>
-        <w:rPr>
-          <w:rStyle w:val="SectionNumber"/>
-        </w:rPr>
-        <w:t xml:space="preserve">4.1.2</w:t>
-      </w:r>
-      <w:r>
-        <w:tab/>
-      </w:r>
       <w:r>
         <w:t xml:space="preserve">Why Blockchain Matters for Coordination</w:t>
       </w:r>
@@ -1641,15 +1453,6 @@
         <w:pStyle w:val="Heading2"/>
       </w:pPr>
       <w:r>
-        <w:rPr>
-          <w:rStyle w:val="SectionNumber"/>
-        </w:rPr>
-        <w:t xml:space="preserve">4.2</w:t>
-      </w:r>
-      <w:r>
-        <w:tab/>
-      </w:r>
-      <w:r>
         <w:t xml:space="preserve">2.2 Decentralized Autonomous Organizations (DAOs)</w:t>
       </w:r>
     </w:p>
@@ -1658,15 +1461,6 @@
       <w:pPr>
         <w:pStyle w:val="Heading3"/>
       </w:pPr>
-      <w:r>
-        <w:rPr>
-          <w:rStyle w:val="SectionNumber"/>
-        </w:rPr>
-        <w:t xml:space="preserve">4.2.1</w:t>
-      </w:r>
-      <w:r>
-        <w:tab/>
-      </w:r>
       <w:r>
         <w:t xml:space="preserve">What is a DAO?</w:t>
       </w:r>
@@ -1710,15 +1504,6 @@
         <w:pStyle w:val="Heading3"/>
       </w:pPr>
       <w:r>
-        <w:rPr>
-          <w:rStyle w:val="SectionNumber"/>
-        </w:rPr>
-        <w:t xml:space="preserve">4.2.2</w:t>
-      </w:r>
-      <w:r>
-        <w:tab/>
-      </w:r>
-      <w:r>
         <w:t xml:space="preserve">Smart Contracts</w:t>
       </w:r>
     </w:p>
@@ -1764,15 +1549,6 @@
       <w:pPr>
         <w:pStyle w:val="Heading3"/>
       </w:pPr>
-      <w:r>
-        <w:rPr>
-          <w:rStyle w:val="SectionNumber"/>
-        </w:rPr>
-        <w:t xml:space="preserve">4.2.3</w:t>
-      </w:r>
-      <w:r>
-        <w:tab/>
-      </w:r>
       <w:r>
         <w:t xml:space="preserve">DAO Governance Mechanisms</w:t>
       </w:r>
@@ -1833,15 +1609,6 @@
         <w:pStyle w:val="Heading2"/>
       </w:pPr>
       <w:r>
-        <w:rPr>
-          <w:rStyle w:val="SectionNumber"/>
-        </w:rPr>
-        <w:t xml:space="preserve">4.3</w:t>
-      </w:r>
-      <w:r>
-        <w:tab/>
-      </w:r>
-      <w:r>
         <w:t xml:space="preserve">2.3 Web3 Principles</w:t>
       </w:r>
     </w:p>
@@ -1850,15 +1617,6 @@
       <w:pPr>
         <w:pStyle w:val="Heading3"/>
       </w:pPr>
-      <w:r>
-        <w:rPr>
-          <w:rStyle w:val="SectionNumber"/>
-        </w:rPr>
-        <w:t xml:space="preserve">4.3.1</w:t>
-      </w:r>
-      <w:r>
-        <w:tab/>
-      </w:r>
       <w:r>
         <w:t xml:space="preserve">User-Owned Data</w:t>
       </w:r>
@@ -1893,15 +1651,6 @@
       <w:pPr>
         <w:pStyle w:val="Heading3"/>
       </w:pPr>
-      <w:r>
-        <w:rPr>
-          <w:rStyle w:val="SectionNumber"/>
-        </w:rPr>
-        <w:t xml:space="preserve">4.3.2</w:t>
-      </w:r>
-      <w:r>
-        <w:tab/>
-      </w:r>
       <w:r>
         <w:t xml:space="preserve">Decentralization Benefits</w:t>
       </w:r>
@@ -1938,15 +1687,6 @@
         <w:pStyle w:val="Heading2"/>
       </w:pPr>
       <w:r>
-        <w:rPr>
-          <w:rStyle w:val="SectionNumber"/>
-        </w:rPr>
-        <w:t xml:space="preserve">4.4</w:t>
-      </w:r>
-      <w:r>
-        <w:tab/>
-      </w:r>
-      <w:r>
         <w:t xml:space="preserve">2.4 Defense Applications of Blockchain</w:t>
       </w:r>
     </w:p>
@@ -1955,15 +1695,6 @@
       <w:pPr>
         <w:pStyle w:val="Heading3"/>
       </w:pPr>
-      <w:r>
-        <w:rPr>
-          <w:rStyle w:val="SectionNumber"/>
-        </w:rPr>
-        <w:t xml:space="preserve">4.4.1</w:t>
-      </w:r>
-      <w:r>
-        <w:tab/>
-      </w:r>
       <w:r>
         <w:t xml:space="preserve">Current and Emerging Uses</w:t>
       </w:r>
@@ -2006,15 +1737,6 @@
       <w:pPr>
         <w:pStyle w:val="Heading3"/>
       </w:pPr>
-      <w:r>
-        <w:rPr>
-          <w:rStyle w:val="SectionNumber"/>
-        </w:rPr>
-        <w:t xml:space="preserve">4.4.2</w:t>
-      </w:r>
-      <w:r>
-        <w:tab/>
-      </w:r>
       <w:r>
         <w:t xml:space="preserve">Gap: DAO Governance for Command and Control</w:t>
       </w:r>
@@ -2058,15 +1780,6 @@
       <w:pPr>
         <w:pStyle w:val="Heading2"/>
       </w:pPr>
-      <w:r>
-        <w:rPr>
-          <w:rStyle w:val="SectionNumber"/>
-        </w:rPr>
-        <w:t xml:space="preserve">4.5</w:t>
-      </w:r>
-      <w:r>
-        <w:tab/>
-      </w:r>
       <w:r>
         <w:t xml:space="preserve">2.5 Summary</w:t>
       </w:r>
@@ -2191,15 +1904,6 @@
         <w:pStyle w:val="Heading1"/>
       </w:pPr>
       <w:r>
-        <w:rPr>
-          <w:rStyle w:val="SectionNumber"/>
-        </w:rPr>
-        <w:t xml:space="preserve">5</w:t>
-      </w:r>
-      <w:r>
-        <w:tab/>
-      </w:r>
-      <w:r>
         <w:t xml:space="preserve">2.5 Military Coordination Frameworks</w:t>
       </w:r>
     </w:p>
@@ -2216,15 +1920,6 @@
       <w:pPr>
         <w:pStyle w:val="Heading2"/>
       </w:pPr>
-      <w:r>
-        <w:rPr>
-          <w:rStyle w:val="SectionNumber"/>
-        </w:rPr>
-        <w:t xml:space="preserve">5.1</w:t>
-      </w:r>
-      <w:r>
-        <w:tab/>
-      </w:r>
       <w:r>
         <w:t xml:space="preserve">Levels of Warfare</w:t>
       </w:r>
@@ -2316,15 +2011,6 @@
         <w:pStyle w:val="Heading2"/>
       </w:pPr>
       <w:r>
-        <w:rPr>
-          <w:rStyle w:val="SectionNumber"/>
-        </w:rPr>
-        <w:t xml:space="preserve">5.2</w:t>
-      </w:r>
-      <w:r>
-        <w:tab/>
-      </w:r>
-      <w:r>
         <w:t xml:space="preserve">Command and Control (C2)</w:t>
       </w:r>
     </w:p>
@@ -2396,15 +2082,6 @@
       <w:pPr>
         <w:pStyle w:val="Heading2"/>
       </w:pPr>
-      <w:r>
-        <w:rPr>
-          <w:rStyle w:val="SectionNumber"/>
-        </w:rPr>
-        <w:t xml:space="preserve">5.3</w:t>
-      </w:r>
-      <w:r>
-        <w:tab/>
-      </w:r>
       <w:r>
         <w:t xml:space="preserve">Joint All-Domain Command and Control (JADC2)</w:t>
       </w:r>
@@ -2479,15 +2156,6 @@
         <w:pStyle w:val="Heading1"/>
       </w:pPr>
       <w:r>
-        <w:rPr>
-          <w:rStyle w:val="SectionNumber"/>
-        </w:rPr>
-        <w:t xml:space="preserve">6</w:t>
-      </w:r>
-      <w:r>
-        <w:tab/>
-      </w:r>
-      <w:r>
         <w:t xml:space="preserve">2.6 Coalition Coordination Challenges</w:t>
       </w:r>
     </w:p>
@@ -2504,15 +2172,6 @@
       <w:pPr>
         <w:pStyle w:val="Heading2"/>
       </w:pPr>
-      <w:r>
-        <w:rPr>
-          <w:rStyle w:val="SectionNumber"/>
-        </w:rPr>
-        <w:t xml:space="preserve">6.1</w:t>
-      </w:r>
-      <w:r>
-        <w:tab/>
-      </w:r>
       <w:r>
         <w:t xml:space="preserve">Multi-National Operations</w:t>
       </w:r>
@@ -2616,15 +2275,6 @@
         <w:pStyle w:val="Heading2"/>
       </w:pPr>
       <w:r>
-        <w:rPr>
-          <w:rStyle w:val="SectionNumber"/>
-        </w:rPr>
-        <w:t xml:space="preserve">6.2</w:t>
-      </w:r>
-      <w:r>
-        <w:tab/>
-      </w:r>
-      <w:r>
         <w:t xml:space="preserve">The Operational Gap</w:t>
       </w:r>
     </w:p>
@@ -2732,15 +2382,6 @@
       <w:pPr>
         <w:pStyle w:val="Heading2"/>
       </w:pPr>
-      <w:r>
-        <w:rPr>
-          <w:rStyle w:val="SectionNumber"/>
-        </w:rPr>
-        <w:t xml:space="preserve">6.3</w:t>
-      </w:r>
-      <w:r>
-        <w:tab/>
-      </w:r>
       <w:r>
         <w:t xml:space="preserve">Current Limitations</w:t>
       </w:r>
@@ -2833,15 +2474,6 @@
         <w:pStyle w:val="Heading1"/>
       </w:pPr>
       <w:r>
-        <w:rPr>
-          <w:rStyle w:val="SectionNumber"/>
-        </w:rPr>
-        <w:t xml:space="preserve">7</w:t>
-      </w:r>
-      <w:r>
-        <w:tab/>
-      </w:r>
-      <w:r>
         <w:t xml:space="preserve">2.7 Frameworks and Doctrine</w:t>
       </w:r>
     </w:p>
@@ -2858,15 +2490,6 @@
       <w:pPr>
         <w:pStyle w:val="Heading2"/>
       </w:pPr>
-      <w:r>
-        <w:rPr>
-          <w:rStyle w:val="SectionNumber"/>
-        </w:rPr>
-        <w:t xml:space="preserve">7.1</w:t>
-      </w:r>
-      <w:r>
-        <w:tab/>
-      </w:r>
       <w:r>
         <w:t xml:space="preserve">DOTMLPF-P Model</w:t>
       </w:r>
@@ -3116,15 +2739,6 @@
         <w:pStyle w:val="Heading2"/>
       </w:pPr>
       <w:r>
-        <w:rPr>
-          <w:rStyle w:val="SectionNumber"/>
-        </w:rPr>
-        <w:t xml:space="preserve">7.2</w:t>
-      </w:r>
-      <w:r>
-        <w:tab/>
-      </w:r>
-      <w:r>
         <w:t xml:space="preserve">Command Relationships and Force Structure</w:t>
       </w:r>
     </w:p>
@@ -3141,15 +2755,6 @@
       <w:pPr>
         <w:pStyle w:val="Heading3"/>
       </w:pPr>
-      <w:r>
-        <w:rPr>
-          <w:rStyle w:val="SectionNumber"/>
-        </w:rPr>
-        <w:t xml:space="preserve">7.2.1</w:t>
-      </w:r>
-      <w:r>
-        <w:tab/>
-      </w:r>
       <w:r>
         <w:t xml:space="preserve">Command Relationship Types</w:t>
       </w:r>
@@ -3233,15 +2838,6 @@
         <w:pStyle w:val="Heading3"/>
       </w:pPr>
       <w:r>
-        <w:rPr>
-          <w:rStyle w:val="SectionNumber"/>
-        </w:rPr>
-        <w:t xml:space="preserve">7.2.2</w:t>
-      </w:r>
-      <w:r>
-        <w:tab/>
-      </w:r>
-      <w:r>
         <w:t xml:space="preserve">Support Relationships</w:t>
       </w:r>
     </w:p>
@@ -3332,15 +2928,6 @@
         <w:pStyle w:val="Heading3"/>
       </w:pPr>
       <w:r>
-        <w:rPr>
-          <w:rStyle w:val="SectionNumber"/>
-        </w:rPr>
-        <w:t xml:space="preserve">7.2.3</w:t>
-      </w:r>
-      <w:r>
-        <w:tab/>
-      </w:r>
-      <w:r>
         <w:t xml:space="preserve">Task Organization</w:t>
       </w:r>
     </w:p>
@@ -3412,15 +2999,6 @@
       <w:pPr>
         <w:pStyle w:val="Heading3"/>
       </w:pPr>
-      <w:r>
-        <w:rPr>
-          <w:rStyle w:val="SectionNumber"/>
-        </w:rPr>
-        <w:t xml:space="preserve">7.2.4</w:t>
-      </w:r>
-      <w:r>
-        <w:tab/>
-      </w:r>
       <w:r>
         <w:t xml:space="preserve">Force Structure Data</w:t>
       </w:r>
@@ -3513,15 +3091,6 @@
         <w:pStyle w:val="Heading2"/>
       </w:pPr>
       <w:r>
-        <w:rPr>
-          <w:rStyle w:val="SectionNumber"/>
-        </w:rPr>
-        <w:t xml:space="preserve">7.3</w:t>
-      </w:r>
-      <w:r>
-        <w:tab/>
-      </w:r>
-      <w:r>
         <w:t xml:space="preserve">Joint Planning Process</w:t>
       </w:r>
     </w:p>
@@ -3575,15 +3144,6 @@
       <w:pPr>
         <w:pStyle w:val="Heading2"/>
       </w:pPr>
-      <w:r>
-        <w:rPr>
-          <w:rStyle w:val="SectionNumber"/>
-        </w:rPr>
-        <w:t xml:space="preserve">7.4</w:t>
-      </w:r>
-      <w:r>
-        <w:tab/>
-      </w:r>
       <w:r>
         <w:t xml:space="preserve">Key Terms Summary</w:t>
       </w:r>
@@ -3974,15 +3534,6 @@
         <w:pStyle w:val="Heading1"/>
       </w:pPr>
       <w:r>
-        <w:rPr>
-          <w:rStyle w:val="SectionNumber"/>
-        </w:rPr>
-        <w:t xml:space="preserve">8</w:t>
-      </w:r>
-      <w:r>
-        <w:tab/>
-      </w:r>
-      <w:r>
         <w:t xml:space="preserve">2.8 AI Applications in Military Operations</w:t>
       </w:r>
     </w:p>
@@ -3999,15 +3550,6 @@
       <w:pPr>
         <w:pStyle w:val="Heading2"/>
       </w:pPr>
-      <w:r>
-        <w:rPr>
-          <w:rStyle w:val="SectionNumber"/>
-        </w:rPr>
-        <w:t xml:space="preserve">8.1</w:t>
-      </w:r>
-      <w:r>
-        <w:tab/>
-      </w:r>
       <w:r>
         <w:t xml:space="preserve">Current AI Uses</w:t>
       </w:r>
@@ -4116,15 +3658,6 @@
       <w:pPr>
         <w:pStyle w:val="Heading2"/>
       </w:pPr>
-      <w:r>
-        <w:rPr>
-          <w:rStyle w:val="SectionNumber"/>
-        </w:rPr>
-        <w:t xml:space="preserve">8.2</w:t>
-      </w:r>
-      <w:r>
-        <w:tab/>
-      </w:r>
       <w:r>
         <w:t xml:space="preserve">AI Governance Challenges</w:t>
       </w:r>
@@ -4229,15 +3762,6 @@
         <w:pStyle w:val="Heading1"/>
       </w:pPr>
       <w:r>
-        <w:rPr>
-          <w:rStyle w:val="SectionNumber"/>
-        </w:rPr>
-        <w:t xml:space="preserve">9</w:t>
-      </w:r>
-      <w:r>
-        <w:tab/>
-      </w:r>
-      <w:r>
         <w:t xml:space="preserve">2.9 Human-Machine Teaming</w:t>
       </w:r>
     </w:p>
@@ -4254,15 +3778,6 @@
       <w:pPr>
         <w:pStyle w:val="Heading2"/>
       </w:pPr>
-      <w:r>
-        <w:rPr>
-          <w:rStyle w:val="SectionNumber"/>
-        </w:rPr>
-        <w:t xml:space="preserve">9.1</w:t>
-      </w:r>
-      <w:r>
-        <w:tab/>
-      </w:r>
       <w:r>
         <w:t xml:space="preserve">Authority Positions</w:t>
       </w:r>
@@ -4359,15 +3874,6 @@
       <w:pPr>
         <w:pStyle w:val="Heading2"/>
       </w:pPr>
-      <w:r>
-        <w:rPr>
-          <w:rStyle w:val="SectionNumber"/>
-        </w:rPr>
-        <w:t xml:space="preserve">9.2</w:t>
-      </w:r>
-      <w:r>
-        <w:tab/>
-      </w:r>
       <w:r>
         <w:t xml:space="preserve">Trust and Autonomy Calibration</w:t>
       </w:r>
@@ -4460,15 +3966,6 @@
         <w:pStyle w:val="Heading1"/>
       </w:pPr>
       <w:r>
-        <w:rPr>
-          <w:rStyle w:val="SectionNumber"/>
-        </w:rPr>
-        <w:t xml:space="preserve">10</w:t>
-      </w:r>
-      <w:r>
-        <w:tab/>
-      </w:r>
-      <w:r>
         <w:t xml:space="preserve">2.10 Gap: AI Governance Frameworks</w:t>
       </w:r>
     </w:p>
@@ -4485,15 +3982,6 @@
       <w:pPr>
         <w:pStyle w:val="Heading2"/>
       </w:pPr>
-      <w:r>
-        <w:rPr>
-          <w:rStyle w:val="SectionNumber"/>
-        </w:rPr>
-        <w:t xml:space="preserve">10.1</w:t>
-      </w:r>
-      <w:r>
-        <w:tab/>
-      </w:r>
       <w:r>
         <w:t xml:space="preserve">Missing Integration</w:t>
       </w:r>
@@ -4576,15 +4064,6 @@
       <w:pPr>
         <w:pStyle w:val="Heading2"/>
       </w:pPr>
-      <w:r>
-        <w:rPr>
-          <w:rStyle w:val="SectionNumber"/>
-        </w:rPr>
-        <w:t xml:space="preserve">10.2</w:t>
-      </w:r>
-      <w:r>
-        <w:tab/>
-      </w:r>
       <w:r>
         <w:t xml:space="preserve">Research Opportunity</w:t>
       </w:r>
@@ -4672,15 +4151,6 @@
       <w:pPr>
         <w:pStyle w:val="Heading2"/>
       </w:pPr>
-      <w:r>
-        <w:rPr>
-          <w:rStyle w:val="SectionNumber"/>
-        </w:rPr>
-        <w:t xml:space="preserve">10.3</w:t>
-      </w:r>
-      <w:r>
-        <w:tab/>
-      </w:r>
       <w:r>
         <w:t xml:space="preserve">Gap Analysis Summary</w:t>
       </w:r>
@@ -4969,15 +4439,6 @@
         <w:pStyle w:val="Heading2"/>
       </w:pPr>
       <w:r>
-        <w:rPr>
-          <w:rStyle w:val="SectionNumber"/>
-        </w:rPr>
-        <w:t xml:space="preserve">10.4</w:t>
-      </w:r>
-      <w:r>
-        <w:tab/>
-      </w:r>
-      <w:r>
         <w:t xml:space="preserve">2.4 Edge Computing and Military Robotics</w:t>
       </w:r>
     </w:p>
@@ -4994,15 +4455,6 @@
       <w:pPr>
         <w:pStyle w:val="Heading3"/>
       </w:pPr>
-      <w:r>
-        <w:rPr>
-          <w:rStyle w:val="SectionNumber"/>
-        </w:rPr>
-        <w:t xml:space="preserve">10.4.1</w:t>
-      </w:r>
-      <w:r>
-        <w:tab/>
-      </w:r>
       <w:r>
         <w:t xml:space="preserve">2.4.1 Edge Computing in Military Contexts</w:t>
       </w:r>
@@ -5066,15 +4518,6 @@
         <w:pStyle w:val="Heading3"/>
       </w:pPr>
       <w:r>
-        <w:rPr>
-          <w:rStyle w:val="SectionNumber"/>
-        </w:rPr>
-        <w:t xml:space="preserve">10.4.2</w:t>
-      </w:r>
-      <w:r>
-        <w:tab/>
-      </w:r>
-      <w:r>
         <w:t xml:space="preserve">2.4.2 Autonomous Ground Vehicles in Military Applications</w:t>
       </w:r>
     </w:p>
@@ -5133,15 +4576,6 @@
         <w:pStyle w:val="Heading3"/>
       </w:pPr>
       <w:r>
-        <w:rPr>
-          <w:rStyle w:val="SectionNumber"/>
-        </w:rPr>
-        <w:t xml:space="preserve">10.4.3</w:t>
-      </w:r>
-      <w:r>
-        <w:tab/>
-      </w:r>
-      <w:r>
         <w:t xml:space="preserve">2.4.3 DDIL Environments and Edge AI Resilience</w:t>
       </w:r>
     </w:p>
@@ -5206,15 +4640,6 @@
         <w:pStyle w:val="Heading3"/>
       </w:pPr>
       <w:r>
-        <w:rPr>
-          <w:rStyle w:val="SectionNumber"/>
-        </w:rPr>
-        <w:t xml:space="preserve">10.4.4</w:t>
-      </w:r>
-      <w:r>
-        <w:tab/>
-      </w:r>
-      <w:r>
         <w:t xml:space="preserve">2.4.4 Swarm Robotics and Doctrinal Formation Concepts</w:t>
       </w:r>
     </w:p>
@@ -5279,15 +4704,6 @@
         <w:pStyle w:val="Heading3"/>
       </w:pPr>
       <w:r>
-        <w:rPr>
-          <w:rStyle w:val="SectionNumber"/>
-        </w:rPr>
-        <w:t xml:space="preserve">10.4.5</w:t>
-      </w:r>
-      <w:r>
-        <w:tab/>
-      </w:r>
-      <w:r>
         <w:t xml:space="preserve">2.4.5 Self-Registration and Mesh Networking for Autonomous Platforms</w:t>
       </w:r>
     </w:p>
@@ -5333,15 +4749,6 @@
       <w:pPr>
         <w:pStyle w:val="Heading3"/>
       </w:pPr>
-      <w:r>
-        <w:rPr>
-          <w:rStyle w:val="SectionNumber"/>
-        </w:rPr>
-        <w:t xml:space="preserve">10.4.6</w:t>
-      </w:r>
-      <w:r>
-        <w:tab/>
-      </w:r>
       <w:r>
         <w:t xml:space="preserve">2.4.6 Neural Vision Pipelines at the Tactical Edge</w:t>
       </w:r>
@@ -5401,15 +4808,6 @@
         <w:pStyle w:val="Heading2"/>
       </w:pPr>
       <w:r>
-        <w:rPr>
-          <w:rStyle w:val="SectionNumber"/>
-        </w:rPr>
-        <w:t xml:space="preserve">10.5</w:t>
-      </w:r>
-      <w:r>
-        <w:tab/>
-      </w:r>
-      <w:r>
         <w:t xml:space="preserve">2.5 Knowledge Graphs and Semantic Intelligence</w:t>
       </w:r>
     </w:p>
@@ -5426,15 +4824,6 @@
       <w:pPr>
         <w:pStyle w:val="Heading3"/>
       </w:pPr>
-      <w:r>
-        <w:rPr>
-          <w:rStyle w:val="SectionNumber"/>
-        </w:rPr>
-        <w:t xml:space="preserve">10.5.1</w:t>
-      </w:r>
-      <w:r>
-        <w:tab/>
-      </w:r>
       <w:r>
         <w:t xml:space="preserve">2.5.1 Knowledge Graphs for Intelligence Analysis and Sense-Making</w:t>
       </w:r>
@@ -5492,15 +4881,6 @@
         <w:pStyle w:val="Heading3"/>
       </w:pPr>
       <w:r>
-        <w:rPr>
-          <w:rStyle w:val="SectionNumber"/>
-        </w:rPr>
-        <w:t xml:space="preserve">10.5.2</w:t>
-      </w:r>
-      <w:r>
-        <w:tab/>
-      </w:r>
-      <w:r>
         <w:t xml:space="preserve">2.5.2 JSON-LD and Semantic Web Standards in Defense Contexts</w:t>
       </w:r>
     </w:p>
@@ -5551,15 +4931,6 @@
         <w:pStyle w:val="Heading3"/>
       </w:pPr>
       <w:r>
-        <w:rPr>
-          <w:rStyle w:val="SectionNumber"/>
-        </w:rPr>
-        <w:t xml:space="preserve">10.5.3</w:t>
-      </w:r>
-      <w:r>
-        <w:tab/>
-      </w:r>
-      <w:r>
         <w:t xml:space="preserve">2.5.3 Graph Visualization: Force-Directed Layouts and Neural Canvas Approaches</w:t>
       </w:r>
     </w:p>
@@ -5610,15 +4981,6 @@
         <w:pStyle w:val="Heading3"/>
       </w:pPr>
       <w:r>
-        <w:rPr>
-          <w:rStyle w:val="SectionNumber"/>
-        </w:rPr>
-        <w:t xml:space="preserve">10.5.4</w:t>
-      </w:r>
-      <w:r>
-        <w:tab/>
-      </w:r>
-      <w:r>
         <w:t xml:space="preserve">2.5.4 Entity Resolution and Confidence Scoring in Multi-Source Intelligence Fusion</w:t>
       </w:r>
     </w:p>
@@ -5674,15 +5036,6 @@
       <w:pPr>
         <w:pStyle w:val="Heading3"/>
       </w:pPr>
-      <w:r>
-        <w:rPr>
-          <w:rStyle w:val="SectionNumber"/>
-        </w:rPr>
-        <w:t xml:space="preserve">10.5.5</w:t>
-      </w:r>
-      <w:r>
-        <w:tab/>
-      </w:r>
       <w:r>
         <w:t xml:space="preserve">2.5.5 Ontology Alignment and Interoperability Standards</w:t>
       </w:r>
@@ -5737,15 +5090,6 @@
         <w:pStyle w:val="Heading1"/>
       </w:pPr>
       <w:r>
-        <w:rPr>
-          <w:rStyle w:val="SectionNumber"/>
-        </w:rPr>
-        <w:t xml:space="preserve">11</w:t>
-      </w:r>
-      <w:r>
-        <w:tab/>
-      </w:r>
-      <w:r>
         <w:t xml:space="preserve">3. Methodology</w:t>
       </w:r>
     </w:p>
@@ -5763,15 +5107,6 @@
         <w:pStyle w:val="Heading2"/>
       </w:pPr>
       <w:r>
-        <w:rPr>
-          <w:rStyle w:val="SectionNumber"/>
-        </w:rPr>
-        <w:t xml:space="preserve">11.1</w:t>
-      </w:r>
-      <w:r>
-        <w:tab/>
-      </w:r>
-      <w:r>
         <w:t xml:space="preserve">3.1 Design Principles</w:t>
       </w:r>
     </w:p>
@@ -5788,15 +5123,6 @@
       <w:pPr>
         <w:pStyle w:val="Heading3"/>
       </w:pPr>
-      <w:r>
-        <w:rPr>
-          <w:rStyle w:val="SectionNumber"/>
-        </w:rPr>
-        <w:t xml:space="preserve">11.1.1</w:t>
-      </w:r>
-      <w:r>
-        <w:tab/>
-      </w:r>
       <w:r>
         <w:t xml:space="preserve">Decentralization for Resilience</w:t>
       </w:r>
@@ -5832,15 +5158,6 @@
         <w:pStyle w:val="Heading3"/>
       </w:pPr>
       <w:r>
-        <w:rPr>
-          <w:rStyle w:val="SectionNumber"/>
-        </w:rPr>
-        <w:t xml:space="preserve">11.1.2</w:t>
-      </w:r>
-      <w:r>
-        <w:tab/>
-      </w:r>
-      <w:r>
         <w:t xml:space="preserve">Transparency for Trust</w:t>
       </w:r>
     </w:p>
@@ -5883,15 +5200,6 @@
         <w:pStyle w:val="Heading3"/>
       </w:pPr>
       <w:r>
-        <w:rPr>
-          <w:rStyle w:val="SectionNumber"/>
-        </w:rPr>
-        <w:t xml:space="preserve">11.1.3</w:t>
-      </w:r>
-      <w:r>
-        <w:tab/>
-      </w:r>
-      <w:r>
         <w:t xml:space="preserve">AI Augmentation for Speed</w:t>
       </w:r>
     </w:p>
@@ -5933,15 +5241,6 @@
       <w:pPr>
         <w:pStyle w:val="Heading3"/>
       </w:pPr>
-      <w:r>
-        <w:rPr>
-          <w:rStyle w:val="SectionNumber"/>
-        </w:rPr>
-        <w:t xml:space="preserve">11.1.4</w:t>
-      </w:r>
-      <w:r>
-        <w:tab/>
-      </w:r>
       <w:r>
         <w:t xml:space="preserve">Policy Compliance by Design</w:t>
       </w:r>
@@ -5994,15 +5293,6 @@
         <w:pStyle w:val="Heading2"/>
       </w:pPr>
       <w:r>
-        <w:rPr>
-          <w:rStyle w:val="SectionNumber"/>
-        </w:rPr>
-        <w:t xml:space="preserve">11.2</w:t>
-      </w:r>
-      <w:r>
-        <w:tab/>
-      </w:r>
-      <w:r>
         <w:t xml:space="preserve">3.2 Architecture Overview</w:t>
       </w:r>
     </w:p>
@@ -6019,15 +5309,6 @@
       <w:pPr>
         <w:pStyle w:val="Heading3"/>
       </w:pPr>
-      <w:r>
-        <w:rPr>
-          <w:rStyle w:val="SectionNumber"/>
-        </w:rPr>
-        <w:t xml:space="preserve">11.2.1</w:t>
-      </w:r>
-      <w:r>
-        <w:tab/>
-      </w:r>
       <w:r>
         <w:t xml:space="preserve">Three-Tier DAO Structure</w:t>
       </w:r>
@@ -6141,15 +5422,6 @@
         <w:pStyle w:val="Heading3"/>
       </w:pPr>
       <w:r>
-        <w:rPr>
-          <w:rStyle w:val="SectionNumber"/>
-        </w:rPr>
-        <w:t xml:space="preserve">11.2.2</w:t>
-      </w:r>
-      <w:r>
-        <w:tab/>
-      </w:r>
-      <w:r>
         <w:t xml:space="preserve">Inter-DAO Communication</w:t>
       </w:r>
     </w:p>
@@ -6192,15 +5464,6 @@
         <w:pStyle w:val="Heading3"/>
       </w:pPr>
       <w:r>
-        <w:rPr>
-          <w:rStyle w:val="SectionNumber"/>
-        </w:rPr>
-        <w:t xml:space="preserve">11.2.3</w:t>
-      </w:r>
-      <w:r>
-        <w:tab/>
-      </w:r>
-      <w:r>
         <w:t xml:space="preserve">Mission Context Establishment</w:t>
       </w:r>
     </w:p>
@@ -6290,15 +5553,6 @@
       <w:pPr>
         <w:pStyle w:val="Heading3"/>
       </w:pPr>
-      <w:r>
-        <w:rPr>
-          <w:rStyle w:val="SectionNumber"/>
-        </w:rPr>
-        <w:t xml:space="preserve">11.2.4</w:t>
-      </w:r>
-      <w:r>
-        <w:tab/>
-      </w:r>
       <w:r>
         <w:t xml:space="preserve">Resource Management Architecture</w:t>
       </w:r>
@@ -6438,15 +5692,6 @@
       <w:pPr>
         <w:pStyle w:val="Heading2"/>
       </w:pPr>
-      <w:r>
-        <w:rPr>
-          <w:rStyle w:val="SectionNumber"/>
-        </w:rPr>
-        <w:t xml:space="preserve">11.3</w:t>
-      </w:r>
-      <w:r>
-        <w:tab/>
-      </w:r>
       <w:r>
         <w:t xml:space="preserve">3.3 Key Design Decisions</w:t>
       </w:r>
@@ -6691,15 +5936,6 @@
         <w:pStyle w:val="Heading3"/>
       </w:pPr>
       <w:r>
-        <w:rPr>
-          <w:rStyle w:val="SectionNumber"/>
-        </w:rPr>
-        <w:t xml:space="preserve">11.3.1</w:t>
-      </w:r>
-      <w:r>
-        <w:tab/>
-      </w:r>
-      <w:r>
         <w:t xml:space="preserve">NEAR Protocol Selection</w:t>
       </w:r>
     </w:p>
@@ -6750,15 +5986,6 @@
         <w:pStyle w:val="Heading3"/>
       </w:pPr>
       <w:r>
-        <w:rPr>
-          <w:rStyle w:val="SectionNumber"/>
-        </w:rPr>
-        <w:t xml:space="preserve">11.3.2</w:t>
-      </w:r>
-      <w:r>
-        <w:tab/>
-      </w:r>
-      <w:r>
         <w:t xml:space="preserve">AI Agent Architecture</w:t>
       </w:r>
     </w:p>
@@ -6816,15 +6043,6 @@
       <w:pPr>
         <w:pStyle w:val="Heading3"/>
       </w:pPr>
-      <w:r>
-        <w:rPr>
-          <w:rStyle w:val="SectionNumber"/>
-        </w:rPr>
-        <w:t xml:space="preserve">11.3.3</w:t>
-      </w:r>
-      <w:r>
-        <w:tab/>
-      </w:r>
       <w:r>
         <w:t xml:space="preserve">Security Architecture</w:t>
       </w:r>
@@ -6895,15 +6113,6 @@
         <w:pStyle w:val="Heading2"/>
       </w:pPr>
       <w:r>
-        <w:rPr>
-          <w:rStyle w:val="SectionNumber"/>
-        </w:rPr>
-        <w:t xml:space="preserve">11.4</w:t>
-      </w:r>
-      <w:r>
-        <w:tab/>
-      </w:r>
-      <w:r>
         <w:t xml:space="preserve">3.4 Human Authority Integration</w:t>
       </w:r>
     </w:p>
@@ -6920,15 +6129,6 @@
       <w:pPr>
         <w:pStyle w:val="Heading3"/>
       </w:pPr>
-      <w:r>
-        <w:rPr>
-          <w:rStyle w:val="SectionNumber"/>
-        </w:rPr>
-        <w:t xml:space="preserve">11.4.1</w:t>
-      </w:r>
-      <w:r>
-        <w:tab/>
-      </w:r>
       <w:r>
         <w:t xml:space="preserve">Autonomy Levels by Decision Type</w:t>
       </w:r>
@@ -7010,15 +6210,6 @@
         <w:pStyle w:val="Heading3"/>
       </w:pPr>
       <w:r>
-        <w:rPr>
-          <w:rStyle w:val="SectionNumber"/>
-        </w:rPr>
-        <w:t xml:space="preserve">11.4.2</w:t>
-      </w:r>
-      <w:r>
-        <w:tab/>
-      </w:r>
-      <w:r>
         <w:t xml:space="preserve">Strike Authorization as Special Case</w:t>
       </w:r>
     </w:p>
@@ -7060,15 +6251,6 @@
       <w:pPr>
         <w:pStyle w:val="Heading3"/>
       </w:pPr>
-      <w:r>
-        <w:rPr>
-          <w:rStyle w:val="SectionNumber"/>
-        </w:rPr>
-        <w:t xml:space="preserve">11.4.3</w:t>
-      </w:r>
-      <w:r>
-        <w:tab/>
-      </w:r>
       <w:r>
         <w:t xml:space="preserve">Trust Earned Through Performance</w:t>
       </w:r>
@@ -7105,15 +6287,6 @@
         <w:pStyle w:val="Heading2"/>
       </w:pPr>
       <w:r>
-        <w:rPr>
-          <w:rStyle w:val="SectionNumber"/>
-        </w:rPr>
-        <w:t xml:space="preserve">11.5</w:t>
-      </w:r>
-      <w:r>
-        <w:tab/>
-      </w:r>
-      <w:r>
         <w:t xml:space="preserve">3.5 MDMP Governance Integration</w:t>
       </w:r>
     </w:p>
@@ -7130,15 +6303,6 @@
       <w:pPr>
         <w:pStyle w:val="Heading3"/>
       </w:pPr>
-      <w:r>
-        <w:rPr>
-          <w:rStyle w:val="SectionNumber"/>
-        </w:rPr>
-        <w:t xml:space="preserve">11.5.1</w:t>
-      </w:r>
-      <w:r>
-        <w:tab/>
-      </w:r>
       <w:r>
         <w:t xml:space="preserve">Five-Tier Authority Model</w:t>
       </w:r>
@@ -7408,15 +6572,6 @@
         <w:pStyle w:val="Heading3"/>
       </w:pPr>
       <w:r>
-        <w:rPr>
-          <w:rStyle w:val="SectionNumber"/>
-        </w:rPr>
-        <w:t xml:space="preserve">11.5.2</w:t>
-      </w:r>
-      <w:r>
-        <w:tab/>
-      </w:r>
-      <w:r>
         <w:t xml:space="preserve">Governance Gate System</w:t>
       </w:r>
     </w:p>
@@ -7583,15 +6738,6 @@
         <w:pStyle w:val="Heading3"/>
       </w:pPr>
       <w:r>
-        <w:rPr>
-          <w:rStyle w:val="SectionNumber"/>
-        </w:rPr>
-        <w:t xml:space="preserve">11.5.3</w:t>
-      </w:r>
-      <w:r>
-        <w:tab/>
-      </w:r>
-      <w:r>
         <w:t xml:space="preserve">Assumption Lifecycle Management</w:t>
       </w:r>
     </w:p>
@@ -7625,15 +6771,6 @@
       <w:pPr>
         <w:pStyle w:val="Heading3"/>
       </w:pPr>
-      <w:r>
-        <w:rPr>
-          <w:rStyle w:val="SectionNumber"/>
-        </w:rPr>
-        <w:t xml:space="preserve">11.5.4</w:t>
-      </w:r>
-      <w:r>
-        <w:tab/>
-      </w:r>
       <w:r>
         <w:t xml:space="preserve">MDMP-Specific AI Agents</w:t>
       </w:r>
@@ -7766,15 +6903,6 @@
         <w:pStyle w:val="Heading2"/>
       </w:pPr>
       <w:r>
-        <w:rPr>
-          <w:rStyle w:val="SectionNumber"/>
-        </w:rPr>
-        <w:t xml:space="preserve">11.6</w:t>
-      </w:r>
-      <w:r>
-        <w:tab/>
-      </w:r>
-      <w:r>
         <w:t xml:space="preserve">3.6 Escalation &amp; Competition Modeling</w:t>
       </w:r>
     </w:p>
@@ -7791,15 +6919,6 @@
       <w:pPr>
         <w:pStyle w:val="Heading3"/>
       </w:pPr>
-      <w:r>
-        <w:rPr>
-          <w:rStyle w:val="SectionNumber"/>
-        </w:rPr>
-        <w:t xml:space="preserve">11.6.1</w:t>
-      </w:r>
-      <w:r>
-        <w:tab/>
-      </w:r>
       <w:r>
         <w:t xml:space="preserve">Adversary Modeling</w:t>
       </w:r>
@@ -7827,15 +6946,6 @@
         <w:pStyle w:val="Heading3"/>
       </w:pPr>
       <w:r>
-        <w:rPr>
-          <w:rStyle w:val="SectionNumber"/>
-        </w:rPr>
-        <w:t xml:space="preserve">11.6.2</w:t>
-      </w:r>
-      <w:r>
-        <w:tab/>
-      </w:r>
-      <w:r>
         <w:t xml:space="preserve">Escalation Dynamics and Effects Analysis</w:t>
       </w:r>
     </w:p>
@@ -7926,15 +7036,6 @@
         <w:pStyle w:val="Heading3"/>
       </w:pPr>
       <w:r>
-        <w:rPr>
-          <w:rStyle w:val="SectionNumber"/>
-        </w:rPr>
-        <w:t xml:space="preserve">11.6.3</w:t>
-      </w:r>
-      <w:r>
-        <w:tab/>
-      </w:r>
-      <w:r>
         <w:t xml:space="preserve">Enhanced Wargaming</w:t>
       </w:r>
     </w:p>
@@ -7972,15 +7073,6 @@
       <w:pPr>
         <w:pStyle w:val="Heading3"/>
       </w:pPr>
-      <w:r>
-        <w:rPr>
-          <w:rStyle w:val="SectionNumber"/>
-        </w:rPr>
-        <w:t xml:space="preserve">11.6.4</w:t>
-      </w:r>
-      <w:r>
-        <w:tab/>
-      </w:r>
       <w:r>
         <w:t xml:space="preserve">Quantitative Planning Support</w:t>
       </w:r>
@@ -8073,15 +7165,6 @@
         <w:pStyle w:val="Heading2"/>
       </w:pPr>
       <w:r>
-        <w:rPr>
-          <w:rStyle w:val="SectionNumber"/>
-        </w:rPr>
-        <w:t xml:space="preserve">11.7</w:t>
-      </w:r>
-      <w:r>
-        <w:tab/>
-      </w:r>
-      <w:r>
         <w:t xml:space="preserve">3.7 Doctrinal Lifecycle Interface</w:t>
       </w:r>
     </w:p>
@@ -8098,15 +7181,6 @@
       <w:pPr>
         <w:pStyle w:val="Heading3"/>
       </w:pPr>
-      <w:r>
-        <w:rPr>
-          <w:rStyle w:val="SectionNumber"/>
-        </w:rPr>
-        <w:t xml:space="preserve">11.7.1</w:t>
-      </w:r>
-      <w:r>
-        <w:tab/>
-      </w:r>
       <w:r>
         <w:t xml:space="preserve">Six-Tab Doctrinal Flow</w:t>
       </w:r>
@@ -8246,15 +7320,6 @@
         <w:pStyle w:val="Heading3"/>
       </w:pPr>
       <w:r>
-        <w:rPr>
-          <w:rStyle w:val="SectionNumber"/>
-        </w:rPr>
-        <w:t xml:space="preserve">11.7.2</w:t>
-      </w:r>
-      <w:r>
-        <w:tab/>
-      </w:r>
-      <w:r>
         <w:t xml:space="preserve">Role-Based Tab Visibility</w:t>
       </w:r>
     </w:p>
@@ -8272,15 +7337,6 @@
       <w:pPr>
         <w:pStyle w:val="Heading3"/>
       </w:pPr>
-      <w:r>
-        <w:rPr>
-          <w:rStyle w:val="SectionNumber"/>
-        </w:rPr>
-        <w:t xml:space="preserve">11.7.3</w:t>
-      </w:r>
-      <w:r>
-        <w:tab/>
-      </w:r>
       <w:r>
         <w:t xml:space="preserve">Iterative Navigation</w:t>
       </w:r>
@@ -8301,15 +7357,6 @@
         <w:pStyle w:val="Heading2"/>
       </w:pPr>
       <w:r>
-        <w:rPr>
-          <w:rStyle w:val="SectionNumber"/>
-        </w:rPr>
-        <w:t xml:space="preserve">11.8</w:t>
-      </w:r>
-      <w:r>
-        <w:tab/>
-      </w:r>
-      <w:r>
         <w:t xml:space="preserve">3.8 Intelligence Preparation of the Battlefield</w:t>
       </w:r>
     </w:p>
@@ -8326,15 +7373,6 @@
       <w:pPr>
         <w:pStyle w:val="Heading3"/>
       </w:pPr>
-      <w:r>
-        <w:rPr>
-          <w:rStyle w:val="SectionNumber"/>
-        </w:rPr>
-        <w:t xml:space="preserve">11.8.1</w:t>
-      </w:r>
-      <w:r>
-        <w:tab/>
-      </w:r>
       <w:r>
         <w:t xml:space="preserve">Dual-Perspective Analysis</w:t>
       </w:r>
@@ -8354,15 +7392,6 @@
         <w:pStyle w:val="Heading3"/>
       </w:pPr>
       <w:r>
-        <w:rPr>
-          <w:rStyle w:val="SectionNumber"/>
-        </w:rPr>
-        <w:t xml:space="preserve">11.8.2</w:t>
-      </w:r>
-      <w:r>
-        <w:tab/>
-      </w:r>
-      <w:r>
         <w:t xml:space="preserve">Scenario-Driven IPB</w:t>
       </w:r>
     </w:p>
@@ -8381,15 +7410,6 @@
         <w:pStyle w:val="Heading3"/>
       </w:pPr>
       <w:r>
-        <w:rPr>
-          <w:rStyle w:val="SectionNumber"/>
-        </w:rPr>
-        <w:t xml:space="preserve">11.8.3</w:t>
-      </w:r>
-      <w:r>
-        <w:tab/>
-      </w:r>
-      <w:r>
         <w:t xml:space="preserve">COA Scoring and Commander Decision Support</w:t>
       </w:r>
     </w:p>
@@ -8407,15 +7427,6 @@
       <w:pPr>
         <w:pStyle w:val="Heading3"/>
       </w:pPr>
-      <w:r>
-        <w:rPr>
-          <w:rStyle w:val="SectionNumber"/>
-        </w:rPr>
-        <w:t xml:space="preserve">11.8.4</w:t>
-      </w:r>
-      <w:r>
-        <w:tab/>
-      </w:r>
       <w:r>
         <w:t xml:space="preserve">Order Generation with Information Barriers</w:t>
       </w:r>
@@ -8436,15 +7447,6 @@
         <w:pStyle w:val="Heading2"/>
       </w:pPr>
       <w:r>
-        <w:rPr>
-          <w:rStyle w:val="SectionNumber"/>
-        </w:rPr>
-        <w:t xml:space="preserve">11.9</w:t>
-      </w:r>
-      <w:r>
-        <w:tab/>
-      </w:r>
-      <w:r>
         <w:t xml:space="preserve">3.9 AI Common Operating Picture Generation</w:t>
       </w:r>
     </w:p>
@@ -8461,15 +7463,6 @@
       <w:pPr>
         <w:pStyle w:val="Heading3"/>
       </w:pPr>
-      <w:r>
-        <w:rPr>
-          <w:rStyle w:val="SectionNumber"/>
-        </w:rPr>
-        <w:t xml:space="preserve">11.9.1</w:t>
-      </w:r>
-      <w:r>
-        <w:tab/>
-      </w:r>
       <w:r>
         <w:t xml:space="preserve">Agent Team Architecture</w:t>
       </w:r>
@@ -8577,15 +7570,6 @@
         <w:pStyle w:val="Heading3"/>
       </w:pPr>
       <w:r>
-        <w:rPr>
-          <w:rStyle w:val="SectionNumber"/>
-        </w:rPr>
-        <w:t xml:space="preserve">11.9.2</w:t>
-      </w:r>
-      <w:r>
-        <w:tab/>
-      </w:r>
-      <w:r>
         <w:t xml:space="preserve">Symbol Generation</w:t>
       </w:r>
     </w:p>
@@ -8603,15 +7587,6 @@
       <w:pPr>
         <w:pStyle w:val="Heading3"/>
       </w:pPr>
-      <w:r>
-        <w:rPr>
-          <w:rStyle w:val="SectionNumber"/>
-        </w:rPr>
-        <w:t xml:space="preserve">11.9.3</w:t>
-      </w:r>
-      <w:r>
-        <w:tab/>
-      </w:r>
       <w:r>
         <w:t xml:space="preserve">Layer Management and Governance</w:t>
       </w:r>
@@ -8632,15 +7607,6 @@
         <w:pStyle w:val="Heading2"/>
       </w:pPr>
       <w:r>
-        <w:rPr>
-          <w:rStyle w:val="SectionNumber"/>
-        </w:rPr>
-        <w:t xml:space="preserve">11.10</w:t>
-      </w:r>
-      <w:r>
-        <w:tab/>
-      </w:r>
-      <w:r>
         <w:t xml:space="preserve">3.10 Resource Registry and DID Plugin Architecture</w:t>
       </w:r>
     </w:p>
@@ -8657,15 +7623,6 @@
       <w:pPr>
         <w:pStyle w:val="Heading3"/>
       </w:pPr>
-      <w:r>
-        <w:rPr>
-          <w:rStyle w:val="SectionNumber"/>
-        </w:rPr>
-        <w:t xml:space="preserve">11.10.1</w:t>
-      </w:r>
-      <w:r>
-        <w:tab/>
-      </w:r>
       <w:r>
         <w:t xml:space="preserve">Resource Identity</w:t>
       </w:r>
@@ -8697,15 +7654,6 @@
         <w:pStyle w:val="Heading3"/>
       </w:pPr>
       <w:r>
-        <w:rPr>
-          <w:rStyle w:val="SectionNumber"/>
-        </w:rPr>
-        <w:t xml:space="preserve">11.10.2</w:t>
-      </w:r>
-      <w:r>
-        <w:tab/>
-      </w:r>
-      <w:r>
         <w:t xml:space="preserve">Plugin Interface</w:t>
       </w:r>
     </w:p>
@@ -8723,15 +7671,6 @@
       <w:pPr>
         <w:pStyle w:val="Heading3"/>
       </w:pPr>
-      <w:r>
-        <w:rPr>
-          <w:rStyle w:val="SectionNumber"/>
-        </w:rPr>
-        <w:t xml:space="preserve">11.10.3</w:t>
-      </w:r>
-      <w:r>
-        <w:tab/>
-      </w:r>
       <w:r>
         <w:t xml:space="preserve">Built-in Plugins</w:t>
       </w:r>
@@ -8846,15 +7785,6 @@
         <w:pStyle w:val="Heading3"/>
       </w:pPr>
       <w:r>
-        <w:rPr>
-          <w:rStyle w:val="SectionNumber"/>
-        </w:rPr>
-        <w:t xml:space="preserve">11.10.4</w:t>
-      </w:r>
-      <w:r>
-        <w:tab/>
-      </w:r>
-      <w:r>
         <w:t xml:space="preserve">COP Integration and DAO-Governed Allocation</w:t>
       </w:r>
     </w:p>
@@ -8874,15 +7804,6 @@
         <w:pStyle w:val="Heading2"/>
       </w:pPr>
       <w:r>
-        <w:rPr>
-          <w:rStyle w:val="SectionNumber"/>
-        </w:rPr>
-        <w:t xml:space="preserve">11.11</w:t>
-      </w:r>
-      <w:r>
-        <w:tab/>
-      </w:r>
-      <w:r>
         <w:t xml:space="preserve">3.11 Training and Operational Mode Architecture</w:t>
       </w:r>
     </w:p>
@@ -8905,15 +7826,6 @@
       <w:pPr>
         <w:pStyle w:val="Heading3"/>
       </w:pPr>
-      <w:r>
-        <w:rPr>
-          <w:rStyle w:val="SectionNumber"/>
-        </w:rPr>
-        <w:t xml:space="preserve">11.11.1</w:t>
-      </w:r>
-      <w:r>
-        <w:tab/>
-      </w:r>
       <w:r>
         <w:t xml:space="preserve">Mode Design</w:t>
       </w:r>
@@ -8945,15 +7857,6 @@
         <w:pStyle w:val="Heading3"/>
       </w:pPr>
       <w:r>
-        <w:rPr>
-          <w:rStyle w:val="SectionNumber"/>
-        </w:rPr>
-        <w:t xml:space="preserve">11.11.2</w:t>
-      </w:r>
-      <w:r>
-        <w:tab/>
-      </w:r>
-      <w:r>
         <w:t xml:space="preserve">Data Isolation</w:t>
       </w:r>
     </w:p>
@@ -8972,15 +7875,6 @@
         <w:pStyle w:val="Heading3"/>
       </w:pPr>
       <w:r>
-        <w:rPr>
-          <w:rStyle w:val="SectionNumber"/>
-        </w:rPr>
-        <w:t xml:space="preserve">11.11.3</w:t>
-      </w:r>
-      <w:r>
-        <w:tab/>
-      </w:r>
-      <w:r>
         <w:t xml:space="preserve">Governance Parity</w:t>
       </w:r>
     </w:p>
@@ -8998,15 +7892,6 @@
       <w:pPr>
         <w:pStyle w:val="Heading3"/>
       </w:pPr>
-      <w:r>
-        <w:rPr>
-          <w:rStyle w:val="SectionNumber"/>
-        </w:rPr>
-        <w:t xml:space="preserve">11.11.4</w:t>
-      </w:r>
-      <w:r>
-        <w:tab/>
-      </w:r>
       <w:r>
         <w:t xml:space="preserve">Exercise Management</w:t>
       </w:r>
@@ -9027,15 +7912,6 @@
         <w:pStyle w:val="Heading2"/>
       </w:pPr>
       <w:r>
-        <w:rPr>
-          <w:rStyle w:val="SectionNumber"/>
-        </w:rPr>
-        <w:t xml:space="preserve">11.12</w:t>
-      </w:r>
-      <w:r>
-        <w:tab/>
-      </w:r>
-      <w:r>
         <w:t xml:space="preserve">3.12 JPP Staff Organization</w:t>
       </w:r>
     </w:p>
@@ -9052,15 +7928,6 @@
       <w:pPr>
         <w:pStyle w:val="Heading3"/>
       </w:pPr>
-      <w:r>
-        <w:rPr>
-          <w:rStyle w:val="SectionNumber"/>
-        </w:rPr>
-        <w:t xml:space="preserve">11.12.1</w:t>
-      </w:r>
-      <w:r>
-        <w:tab/>
-      </w:r>
       <w:r>
         <w:t xml:space="preserve">Role-Based Workspaces</w:t>
       </w:r>
@@ -9080,15 +7947,6 @@
         <w:pStyle w:val="Heading3"/>
       </w:pPr>
       <w:r>
-        <w:rPr>
-          <w:rStyle w:val="SectionNumber"/>
-        </w:rPr>
-        <w:t xml:space="preserve">11.12.2</w:t>
-      </w:r>
-      <w:r>
-        <w:tab/>
-      </w:r>
-      <w:r>
         <w:t xml:space="preserve">Cross-Staff Coordination</w:t>
       </w:r>
     </w:p>
@@ -9107,15 +7965,6 @@
         <w:pStyle w:val="Heading3"/>
       </w:pPr>
       <w:r>
-        <w:rPr>
-          <w:rStyle w:val="SectionNumber"/>
-        </w:rPr>
-        <w:t xml:space="preserve">11.12.3</w:t>
-      </w:r>
-      <w:r>
-        <w:tab/>
-      </w:r>
-      <w:r>
         <w:t xml:space="preserve">AI Staff Agent Integration</w:t>
       </w:r>
     </w:p>
@@ -9124,7 +7973,7 @@
         <w:pStyle w:val="FirstParagraph"/>
       </w:pPr>
       <w:r>
-        <w:t xml:space="preserve">Each staff role has access to AI agent teams that automate routine doctrinal tasks within the role’s functional area. The 102 JPP staff role agents in BASTION’s agent library provide role-specific knowledge of doctrinal publications, product formats, and coordination requirements. Strategic direction import from the Design tab ensures that staff workspaces receive operational design outputs as context for their planning products, maintaining alignment between design intent and staff products.</w:t>
+        <w:t xml:space="preserve">Each staff role has access to AI agent teams that automate routine doctrinal tasks within the role’s functional area. Rather than dedicating one AI agent per staff role, Ironclaw — BASTION’s Chief of Staff agent — provides role-aware coordination across all staff functions, drawing on doctrinal publications, product formats, and coordination requirements as needed. Strategic direction import from the Design tab ensures that staff workspaces receive operational design outputs as context for their planning products, maintaining alignment between design intent and staff products.</w:t>
       </w:r>
     </w:p>
     <w:bookmarkEnd w:id="174"/>
@@ -9135,15 +7984,6 @@
         <w:pStyle w:val="Heading2"/>
       </w:pPr>
       <w:r>
-        <w:rPr>
-          <w:rStyle w:val="SectionNumber"/>
-        </w:rPr>
-        <w:t xml:space="preserve">11.13</w:t>
-      </w:r>
-      <w:r>
-        <w:tab/>
-      </w:r>
-      <w:r>
         <w:t xml:space="preserve">3.13 Component Integration</w:t>
       </w:r>
     </w:p>
@@ -9160,15 +8000,6 @@
       <w:pPr>
         <w:pStyle w:val="Heading3"/>
       </w:pPr>
-      <w:r>
-        <w:rPr>
-          <w:rStyle w:val="SectionNumber"/>
-        </w:rPr>
-        <w:t xml:space="preserve">11.13.1</w:t>
-      </w:r>
-      <w:r>
-        <w:tab/>
-      </w:r>
       <w:r>
         <w:t xml:space="preserve">Novel Integration Points</w:t>
       </w:r>
@@ -9360,15 +8191,6 @@
         <w:pStyle w:val="Heading3"/>
       </w:pPr>
       <w:r>
-        <w:rPr>
-          <w:rStyle w:val="SectionNumber"/>
-        </w:rPr>
-        <w:t xml:space="preserve">11.13.2</w:t>
-      </w:r>
-      <w:r>
-        <w:tab/>
-      </w:r>
-      <w:r>
         <w:t xml:space="preserve">Cross-Reference to Results</w:t>
       </w:r>
     </w:p>
@@ -9377,7 +8199,7 @@
         <w:pStyle w:val="FirstParagraph"/>
       </w:pPr>
       <w:r>
-        <w:t xml:space="preserve">The following section (Section 4, Results) demonstrates these architectural components in an end-to-end scenario. The minimum viable product (MVP) system implements the three-tier DAO structure, deploys 131 AI agents across governance, planning, intelligence, and staff functions, and demonstrates the human authority integration described here. The MDMP governance framework (Section 3.5), escalation modeling capabilities (Section 3.6), doctrinal lifecycle interface (Section 3.7), COP generation (Section 3.9), resource registry (Section 3.10), and training mode architecture (Section 3.11) collectively provide a comprehensive military planning and execution environment that extends well beyond the initial demonstration scope.</w:t>
+        <w:t xml:space="preserve">The following section (Section 4, Results) demonstrates these architectural components in an end-to-end scenario. The minimum viable product (MVP) system implements the three-tier DAO structure, deploys 16 AI agents across governance, planning, intelligence, and staff coordination functions, and demonstrates the human authority integration described here. The MDMP governance framework (Section 3.5), escalation modeling capabilities (Section 3.6), doctrinal lifecycle interface (Section 3.7), COP generation (Section 3.9), resource registry (Section 3.10), and training mode architecture (Section 3.11) collectively provide a comprehensive military planning and execution environment that extends well beyond the initial demonstration scope.</w:t>
       </w:r>
     </w:p>
     <w:p>
@@ -9396,15 +8218,6 @@
         <w:pStyle w:val="Heading2"/>
       </w:pPr>
       <w:r>
-        <w:rPr>
-          <w:rStyle w:val="SectionNumber"/>
-        </w:rPr>
-        <w:t xml:space="preserve">11.14</w:t>
-      </w:r>
-      <w:r>
-        <w:tab/>
-      </w:r>
-      <w:r>
         <w:t xml:space="preserve">3.14 Robot Integration Architecture</w:t>
       </w:r>
     </w:p>
@@ -9421,15 +8234,6 @@
       <w:pPr>
         <w:pStyle w:val="Heading3"/>
       </w:pPr>
-      <w:r>
-        <w:rPr>
-          <w:rStyle w:val="SectionNumber"/>
-        </w:rPr>
-        <w:t xml:space="preserve">11.14.1</w:t>
-      </w:r>
-      <w:r>
-        <w:tab/>
-      </w:r>
       <w:r>
         <w:t xml:space="preserve">Bridge Architecture and Self-Registration</w:t>
       </w:r>
@@ -9457,15 +8261,6 @@
         <w:pStyle w:val="Heading3"/>
       </w:pPr>
       <w:r>
-        <w:rPr>
-          <w:rStyle w:val="SectionNumber"/>
-        </w:rPr>
-        <w:t xml:space="preserve">11.14.2</w:t>
-      </w:r>
-      <w:r>
-        <w:tab/>
-      </w:r>
-      <w:r>
         <w:t xml:space="preserve">Mission Intent Translation</w:t>
       </w:r>
     </w:p>
@@ -9531,15 +8326,6 @@
       <w:pPr>
         <w:pStyle w:val="Heading3"/>
       </w:pPr>
-      <w:r>
-        <w:rPr>
-          <w:rStyle w:val="SectionNumber"/>
-        </w:rPr>
-        <w:t xml:space="preserve">11.14.3</w:t>
-      </w:r>
-      <w:r>
-        <w:tab/>
-      </w:r>
       <w:r>
         <w:t xml:space="preserve">Vision Pipeline</w:t>
       </w:r>
@@ -9560,15 +8346,6 @@
         <w:pStyle w:val="Heading2"/>
       </w:pPr>
       <w:r>
-        <w:rPr>
-          <w:rStyle w:val="SectionNumber"/>
-        </w:rPr>
-        <w:t xml:space="preserve">11.15</w:t>
-      </w:r>
-      <w:r>
-        <w:tab/>
-      </w:r>
-      <w:r>
         <w:t xml:space="preserve">3.15 Knowledge Graph Architecture</w:t>
       </w:r>
     </w:p>
@@ -9594,15 +8371,6 @@
       <w:pPr>
         <w:pStyle w:val="Heading3"/>
       </w:pPr>
-      <w:r>
-        <w:rPr>
-          <w:rStyle w:val="SectionNumber"/>
-        </w:rPr>
-        <w:t xml:space="preserve">11.15.1</w:t>
-      </w:r>
-      <w:r>
-        <w:tab/>
-      </w:r>
       <w:r>
         <w:t xml:space="preserve">JSON-LD Semantic Brain</w:t>
       </w:r>
@@ -9637,15 +8405,6 @@
         <w:pStyle w:val="Heading3"/>
       </w:pPr>
       <w:r>
-        <w:rPr>
-          <w:rStyle w:val="SectionNumber"/>
-        </w:rPr>
-        <w:t xml:space="preserve">11.15.2</w:t>
-      </w:r>
-      <w:r>
-        <w:tab/>
-      </w:r>
-      <w:r>
         <w:t xml:space="preserve">Entity Resolution and Confidence Scoring</w:t>
       </w:r>
     </w:p>
@@ -9693,15 +8452,6 @@
       <w:pPr>
         <w:pStyle w:val="Heading3"/>
       </w:pPr>
-      <w:r>
-        <w:rPr>
-          <w:rStyle w:val="SectionNumber"/>
-        </w:rPr>
-        <w:t xml:space="preserve">11.15.3</w:t>
-      </w:r>
-      <w:r>
-        <w:tab/>
-      </w:r>
       <w:r>
         <w:t xml:space="preserve">Brain Visualization and Temporal Reasoning</w:t>
       </w:r>
@@ -9722,15 +8472,6 @@
         <w:pStyle w:val="Heading2"/>
       </w:pPr>
       <w:r>
-        <w:rPr>
-          <w:rStyle w:val="SectionNumber"/>
-        </w:rPr>
-        <w:t xml:space="preserve">11.16</w:t>
-      </w:r>
-      <w:r>
-        <w:tab/>
-      </w:r>
-      <w:r>
         <w:t xml:space="preserve">3.16 Swarm Leadership and Doctrinal Formations</w:t>
       </w:r>
     </w:p>
@@ -9747,15 +8488,6 @@
       <w:pPr>
         <w:pStyle w:val="Heading3"/>
       </w:pPr>
-      <w:r>
-        <w:rPr>
-          <w:rStyle w:val="SectionNumber"/>
-        </w:rPr>
-        <w:t xml:space="preserve">11.16.1</w:t>
-      </w:r>
-      <w:r>
-        <w:tab/>
-      </w:r>
       <w:r>
         <w:t xml:space="preserve">Formation Control</w:t>
       </w:r>
@@ -9775,15 +8507,6 @@
         <w:pStyle w:val="Heading3"/>
       </w:pPr>
       <w:r>
-        <w:rPr>
-          <w:rStyle w:val="SectionNumber"/>
-        </w:rPr>
-        <w:t xml:space="preserve">11.16.2</w:t>
-      </w:r>
-      <w:r>
-        <w:tab/>
-      </w:r>
-      <w:r>
         <w:t xml:space="preserve">UDP Broadcast Peer Mesh</w:t>
       </w:r>
     </w:p>
@@ -9801,15 +8524,6 @@
       <w:pPr>
         <w:pStyle w:val="Heading3"/>
       </w:pPr>
-      <w:r>
-        <w:rPr>
-          <w:rStyle w:val="SectionNumber"/>
-        </w:rPr>
-        <w:t xml:space="preserve">11.16.3</w:t>
-      </w:r>
-      <w:r>
-        <w:tab/>
-      </w:r>
       <w:r>
         <w:t xml:space="preserve">DAO-Driven Swarm Membership</w:t>
       </w:r>
@@ -9830,15 +8544,6 @@
         <w:pStyle w:val="Heading2"/>
       </w:pPr>
       <w:r>
-        <w:rPr>
-          <w:rStyle w:val="SectionNumber"/>
-        </w:rPr>
-        <w:t xml:space="preserve">11.17</w:t>
-      </w:r>
-      <w:r>
-        <w:tab/>
-      </w:r>
-      <w:r>
         <w:t xml:space="preserve">3.17 Document Intelligence Pipeline</w:t>
       </w:r>
     </w:p>
@@ -9855,15 +8560,6 @@
       <w:pPr>
         <w:pStyle w:val="Heading3"/>
       </w:pPr>
-      <w:r>
-        <w:rPr>
-          <w:rStyle w:val="SectionNumber"/>
-        </w:rPr>
-        <w:t xml:space="preserve">11.17.1</w:t>
-      </w:r>
-      <w:r>
-        <w:tab/>
-      </w:r>
       <w:r>
         <w:t xml:space="preserve">Multi-Agent Processing Team</w:t>
       </w:r>
@@ -9883,15 +8579,6 @@
         <w:pStyle w:val="Heading3"/>
       </w:pPr>
       <w:r>
-        <w:rPr>
-          <w:rStyle w:val="SectionNumber"/>
-        </w:rPr>
-        <w:t xml:space="preserve">11.17.2</w:t>
-      </w:r>
-      <w:r>
-        <w:tab/>
-      </w:r>
-      <w:r>
         <w:t xml:space="preserve">Scoping Interview and Gap Identification</w:t>
       </w:r>
     </w:p>
@@ -9909,15 +8596,6 @@
       <w:pPr>
         <w:pStyle w:val="Heading3"/>
       </w:pPr>
-      <w:r>
-        <w:rPr>
-          <w:rStyle w:val="SectionNumber"/>
-        </w:rPr>
-        <w:t xml:space="preserve">11.17.3</w:t>
-      </w:r>
-      <w:r>
-        <w:tab/>
-      </w:r>
       <w:r>
         <w:t xml:space="preserve">ExtractionTheater Visualization</w:t>
       </w:r>
@@ -9938,15 +8616,6 @@
         <w:pStyle w:val="Heading2"/>
       </w:pPr>
       <w:r>
-        <w:rPr>
-          <w:rStyle w:val="SectionNumber"/>
-        </w:rPr>
-        <w:t xml:space="preserve">11.18</w:t>
-      </w:r>
-      <w:r>
-        <w:tab/>
-      </w:r>
-      <w:r>
         <w:t xml:space="preserve">3.18 Hierarchical Problem Set Inheritance</w:t>
       </w:r>
     </w:p>
@@ -9963,15 +8632,6 @@
       <w:pPr>
         <w:pStyle w:val="Heading3"/>
       </w:pPr>
-      <w:r>
-        <w:rPr>
-          <w:rStyle w:val="SectionNumber"/>
-        </w:rPr>
-        <w:t xml:space="preserve">11.18.1</w:t>
-      </w:r>
-      <w:r>
-        <w:tab/>
-      </w:r>
       <w:r>
         <w:t xml:space="preserve">Context Propagation</w:t>
       </w:r>
@@ -9991,15 +8651,6 @@
         <w:pStyle w:val="Heading3"/>
       </w:pPr>
       <w:r>
-        <w:rPr>
-          <w:rStyle w:val="SectionNumber"/>
-        </w:rPr>
-        <w:t xml:space="preserve">11.18.2</w:t>
-      </w:r>
-      <w:r>
-        <w:tab/>
-      </w:r>
-      <w:r>
         <w:t xml:space="preserve">OPORD-Triggered Mission Creation</w:t>
       </w:r>
     </w:p>
@@ -10017,15 +8668,6 @@
       <w:pPr>
         <w:pStyle w:val="Heading3"/>
       </w:pPr>
-      <w:r>
-        <w:rPr>
-          <w:rStyle w:val="SectionNumber"/>
-        </w:rPr>
-        <w:t xml:space="preserve">11.18.3</w:t>
-      </w:r>
-      <w:r>
-        <w:tab/>
-      </w:r>
       <w:r>
         <w:t xml:space="preserve">Upward Reporting</w:t>
       </w:r>
@@ -10046,15 +8688,6 @@
         <w:pStyle w:val="Heading2"/>
       </w:pPr>
       <w:r>
-        <w:rPr>
-          <w:rStyle w:val="SectionNumber"/>
-        </w:rPr>
-        <w:t xml:space="preserve">11.19</w:t>
-      </w:r>
-      <w:r>
-        <w:tab/>
-      </w:r>
-      <w:r>
         <w:t xml:space="preserve">3.19 Operational Design Workspace</w:t>
       </w:r>
     </w:p>
@@ -10071,15 +8704,6 @@
       <w:pPr>
         <w:pStyle w:val="Heading3"/>
       </w:pPr>
-      <w:r>
-        <w:rPr>
-          <w:rStyle w:val="SectionNumber"/>
-        </w:rPr>
-        <w:t xml:space="preserve">11.19.1</w:t>
-      </w:r>
-      <w:r>
-        <w:tab/>
-      </w:r>
       <w:r>
         <w:t xml:space="preserve">Center of Gravity Analysis</w:t>
       </w:r>
@@ -10099,15 +8723,6 @@
         <w:pStyle w:val="Heading3"/>
       </w:pPr>
       <w:r>
-        <w:rPr>
-          <w:rStyle w:val="SectionNumber"/>
-        </w:rPr>
-        <w:t xml:space="preserve">11.19.2</w:t>
-      </w:r>
-      <w:r>
-        <w:tab/>
-      </w:r>
-      <w:r>
         <w:t xml:space="preserve">Lines of Effort and Operational Approach</w:t>
       </w:r>
     </w:p>
@@ -10125,15 +8740,6 @@
       <w:pPr>
         <w:pStyle w:val="Heading3"/>
       </w:pPr>
-      <w:r>
-        <w:rPr>
-          <w:rStyle w:val="SectionNumber"/>
-        </w:rPr>
-        <w:t xml:space="preserve">11.19.3</w:t>
-      </w:r>
-      <w:r>
-        <w:tab/>
-      </w:r>
       <w:r>
         <w:t xml:space="preserve">Fork-and-Merge Revision System</w:t>
       </w:r>
@@ -10154,15 +8760,6 @@
         <w:pStyle w:val="Heading2"/>
       </w:pPr>
       <w:r>
-        <w:rPr>
-          <w:rStyle w:val="SectionNumber"/>
-        </w:rPr>
-        <w:t xml:space="preserve">11.20</w:t>
-      </w:r>
-      <w:r>
-        <w:tab/>
-      </w:r>
-      <w:r>
         <w:t xml:space="preserve">3.20 Training Assessment and Readiness</w:t>
       </w:r>
     </w:p>
@@ -10179,15 +8776,6 @@
       <w:pPr>
         <w:pStyle w:val="Heading3"/>
       </w:pPr>
-      <w:r>
-        <w:rPr>
-          <w:rStyle w:val="SectionNumber"/>
-        </w:rPr>
-        <w:t xml:space="preserve">11.20.1</w:t>
-      </w:r>
-      <w:r>
-        <w:tab/>
-      </w:r>
       <w:r>
         <w:t xml:space="preserve">After-Action Review Capture</w:t>
       </w:r>
@@ -10207,15 +8795,6 @@
         <w:pStyle w:val="Heading3"/>
       </w:pPr>
       <w:r>
-        <w:rPr>
-          <w:rStyle w:val="SectionNumber"/>
-        </w:rPr>
-        <w:t xml:space="preserve">11.20.2</w:t>
-      </w:r>
-      <w:r>
-        <w:tab/>
-      </w:r>
-      <w:r>
         <w:t xml:space="preserve">METL Proficiency Tracking</w:t>
       </w:r>
     </w:p>
@@ -10233,15 +8812,6 @@
       <w:pPr>
         <w:pStyle w:val="Heading3"/>
       </w:pPr>
-      <w:r>
-        <w:rPr>
-          <w:rStyle w:val="SectionNumber"/>
-        </w:rPr>
-        <w:t xml:space="preserve">11.20.3</w:t>
-      </w:r>
-      <w:r>
-        <w:tab/>
-      </w:r>
       <w:r>
         <w:t xml:space="preserve">Upward Aggregation and Training Readiness Dashboard</w:t>
       </w:r>
@@ -10262,15 +8832,6 @@
         <w:pStyle w:val="Heading2"/>
       </w:pPr>
       <w:r>
-        <w:rPr>
-          <w:rStyle w:val="SectionNumber"/>
-        </w:rPr>
-        <w:t xml:space="preserve">11.21</w:t>
-      </w:r>
-      <w:r>
-        <w:tab/>
-      </w:r>
-      <w:r>
         <w:t xml:space="preserve">3.21 Ironclaw as Chief of Staff for Operational Design (Phase 55)</w:t>
       </w:r>
     </w:p>
@@ -10287,15 +8848,6 @@
       <w:pPr>
         <w:pStyle w:val="Heading3"/>
       </w:pPr>
-      <w:r>
-        <w:rPr>
-          <w:rStyle w:val="SectionNumber"/>
-        </w:rPr>
-        <w:t xml:space="preserve">11.21.1</w:t>
-      </w:r>
-      <w:r>
-        <w:tab/>
-      </w:r>
       <w:r>
         <w:t xml:space="preserve">Staff Coordination Architecture</w:t>
       </w:r>
@@ -10323,15 +8875,6 @@
         <w:pStyle w:val="Heading3"/>
       </w:pPr>
       <w:r>
-        <w:rPr>
-          <w:rStyle w:val="SectionNumber"/>
-        </w:rPr>
-        <w:t xml:space="preserve">11.21.2</w:t>
-      </w:r>
-      <w:r>
-        <w:tab/>
-      </w:r>
-      <w:r>
         <w:t xml:space="preserve">Chief of Staff vs. Chatbot</w:t>
       </w:r>
     </w:p>
@@ -10387,15 +8930,6 @@
         <w:pStyle w:val="Heading3"/>
       </w:pPr>
       <w:r>
-        <w:rPr>
-          <w:rStyle w:val="SectionNumber"/>
-        </w:rPr>
-        <w:t xml:space="preserve">11.21.3</w:t>
-      </w:r>
-      <w:r>
-        <w:tab/>
-      </w:r>
-      <w:r>
         <w:t xml:space="preserve">Coordination Output and Workflow Integration</w:t>
       </w:r>
     </w:p>
@@ -10421,15 +8955,6 @@
       <w:pPr>
         <w:pStyle w:val="Heading3"/>
       </w:pPr>
-      <w:r>
-        <w:rPr>
-          <w:rStyle w:val="SectionNumber"/>
-        </w:rPr>
-        <w:t xml:space="preserve">11.21.4</w:t>
-      </w:r>
-      <w:r>
-        <w:tab/>
-      </w:r>
       <w:r>
         <w:t xml:space="preserve">Knowledge Graph Gap Detection</w:t>
       </w:r>
@@ -10450,15 +8975,6 @@
         <w:pStyle w:val="Heading2"/>
       </w:pPr>
       <w:r>
-        <w:rPr>
-          <w:rStyle w:val="SectionNumber"/>
-        </w:rPr>
-        <w:t xml:space="preserve">11.22</w:t>
-      </w:r>
-      <w:r>
-        <w:tab/>
-      </w:r>
-      <w:r>
         <w:t xml:space="preserve">3.22 Visual Operational Approach Editor (Phase 56)</w:t>
       </w:r>
     </w:p>
@@ -10475,15 +8991,6 @@
       <w:pPr>
         <w:pStyle w:val="Heading3"/>
       </w:pPr>
-      <w:r>
-        <w:rPr>
-          <w:rStyle w:val="SectionNumber"/>
-        </w:rPr>
-        <w:t xml:space="preserve">11.22.1</w:t>
-      </w:r>
-      <w:r>
-        <w:tab/>
-      </w:r>
       <w:r>
         <w:t xml:space="preserve">MapOverlay Data Model</w:t>
       </w:r>
@@ -10511,15 +9018,6 @@
         <w:pStyle w:val="Heading3"/>
       </w:pPr>
       <w:r>
-        <w:rPr>
-          <w:rStyle w:val="SectionNumber"/>
-        </w:rPr>
-        <w:t xml:space="preserve">11.22.2</w:t>
-      </w:r>
-      <w:r>
-        <w:tab/>
-      </w:r>
-      <w:r>
         <w:t xml:space="preserve">AI-Directed Symbol Placement</w:t>
       </w:r>
     </w:p>
@@ -10545,15 +9043,6 @@
       <w:pPr>
         <w:pStyle w:val="Heading3"/>
       </w:pPr>
-      <w:r>
-        <w:rPr>
-          <w:rStyle w:val="SectionNumber"/>
-        </w:rPr>
-        <w:t xml:space="preserve">11.22.3</w:t>
-      </w:r>
-      <w:r>
-        <w:tab/>
-      </w:r>
       <w:r>
         <w:t xml:space="preserve">Integration and Validation</w:t>
       </w:r>
@@ -10574,15 +9063,6 @@
         <w:pStyle w:val="Heading2"/>
       </w:pPr>
       <w:r>
-        <w:rPr>
-          <w:rStyle w:val="SectionNumber"/>
-        </w:rPr>
-        <w:t xml:space="preserve">11.23</w:t>
-      </w:r>
-      <w:r>
-        <w:tab/>
-      </w:r>
-      <w:r>
         <w:t xml:space="preserve">3.23 Ironclaw Persistent Memory and Adaptive Relationship (Phase 57)</w:t>
       </w:r>
     </w:p>
@@ -10599,15 +9079,6 @@
       <w:pPr>
         <w:pStyle w:val="Heading3"/>
       </w:pPr>
-      <w:r>
-        <w:rPr>
-          <w:rStyle w:val="SectionNumber"/>
-        </w:rPr>
-        <w:t xml:space="preserve">11.23.1</w:t>
-      </w:r>
-      <w:r>
-        <w:tab/>
-      </w:r>
       <w:r>
         <w:t xml:space="preserve">Memory Graph Architecture</w:t>
       </w:r>
@@ -10708,15 +9179,6 @@
         <w:pStyle w:val="Heading3"/>
       </w:pPr>
       <w:r>
-        <w:rPr>
-          <w:rStyle w:val="SectionNumber"/>
-        </w:rPr>
-        <w:t xml:space="preserve">11.23.2</w:t>
-      </w:r>
-      <w:r>
-        <w:tab/>
-      </w:r>
-      <w:r>
         <w:t xml:space="preserve">Auth-Scoped Memory Isolation</w:t>
       </w:r>
     </w:p>
@@ -10779,15 +9241,6 @@
       <w:pPr>
         <w:pStyle w:val="Heading3"/>
       </w:pPr>
-      <w:r>
-        <w:rPr>
-          <w:rStyle w:val="SectionNumber"/>
-        </w:rPr>
-        <w:t xml:space="preserve">11.23.3</w:t>
-      </w:r>
-      <w:r>
-        <w:tab/>
-      </w:r>
       <w:r>
         <w:t xml:space="preserve">Memory Management Interface</w:t>
       </w:r>
@@ -10882,15 +9335,6 @@
         <w:pStyle w:val="Heading2"/>
       </w:pPr>
       <w:r>
-        <w:rPr>
-          <w:rStyle w:val="SectionNumber"/>
-        </w:rPr>
-        <w:t xml:space="preserve">11.24</w:t>
-      </w:r>
-      <w:r>
-        <w:tab/>
-      </w:r>
-      <w:r>
         <w:t xml:space="preserve">3.24 On-Chain Resource DID Caveats (Phase 58)</w:t>
       </w:r>
     </w:p>
@@ -10907,15 +9351,6 @@
       <w:pPr>
         <w:pStyle w:val="Heading3"/>
       </w:pPr>
-      <w:r>
-        <w:rPr>
-          <w:rStyle w:val="SectionNumber"/>
-        </w:rPr>
-        <w:t xml:space="preserve">11.24.1</w:t>
-      </w:r>
-      <w:r>
-        <w:tab/>
-      </w:r>
       <w:r>
         <w:t xml:space="preserve">ResourceCaveats Struct</w:t>
       </w:r>
@@ -11083,15 +9518,6 @@
         <w:pStyle w:val="Heading3"/>
       </w:pPr>
       <w:r>
-        <w:rPr>
-          <w:rStyle w:val="SectionNumber"/>
-        </w:rPr>
-        <w:t xml:space="preserve">11.24.2</w:t>
-      </w:r>
-      <w:r>
-        <w:tab/>
-      </w:r>
-      <w:r>
         <w:t xml:space="preserve">On-Chain Authorization Verification</w:t>
       </w:r>
     </w:p>
@@ -11178,15 +9604,6 @@
         <w:pStyle w:val="Heading3"/>
       </w:pPr>
       <w:r>
-        <w:rPr>
-          <w:rStyle w:val="SectionNumber"/>
-        </w:rPr>
-        <w:t xml:space="preserve">11.24.3</w:t>
-      </w:r>
-      <w:r>
-        <w:tab/>
-      </w:r>
-      <w:r>
         <w:t xml:space="preserve">Coalition Enforcement Example</w:t>
       </w:r>
     </w:p>
@@ -11269,15 +9686,6 @@
       <w:pPr>
         <w:pStyle w:val="Heading3"/>
       </w:pPr>
-      <w:r>
-        <w:rPr>
-          <w:rStyle w:val="SectionNumber"/>
-        </w:rPr>
-        <w:t xml:space="preserve">11.24.4</w:t>
-      </w:r>
-      <w:r>
-        <w:tab/>
-      </w:r>
       <w:r>
         <w:t xml:space="preserve">Deployment</w:t>
       </w:r>
@@ -11508,15 +9916,6 @@
         <w:pStyle w:val="Heading1"/>
       </w:pPr>
       <w:r>
-        <w:rPr>
-          <w:rStyle w:val="SectionNumber"/>
-        </w:rPr>
-        <w:t xml:space="preserve">12</w:t>
-      </w:r>
-      <w:r>
-        <w:tab/>
-      </w:r>
-      <w:r>
         <w:t xml:space="preserve">4. Results</w:t>
       </w:r>
     </w:p>
@@ -11552,15 +9951,6 @@
         <w:pStyle w:val="Heading2"/>
       </w:pPr>
       <w:r>
-        <w:rPr>
-          <w:rStyle w:val="SectionNumber"/>
-        </w:rPr>
-        <w:t xml:space="preserve">12.1</w:t>
-      </w:r>
-      <w:r>
-        <w:tab/>
-      </w:r>
-      <w:r>
         <w:t xml:space="preserve">4.1 End-to-End Strategic-to-Tactical Flow</w:t>
       </w:r>
     </w:p>
@@ -11585,15 +9975,6 @@
       <w:pPr>
         <w:pStyle w:val="Heading3"/>
       </w:pPr>
-      <w:r>
-        <w:rPr>
-          <w:rStyle w:val="SectionNumber"/>
-        </w:rPr>
-        <w:t xml:space="preserve">12.1.1</w:t>
-      </w:r>
-      <w:r>
-        <w:tab/>
-      </w:r>
       <w:r>
         <w:t xml:space="preserve">Stage 1: Strategic Objective Input (Human-in-the-Loop)</w:t>
       </w:r>
@@ -11645,15 +10026,6 @@
         <w:pStyle w:val="Heading3"/>
       </w:pPr>
       <w:r>
-        <w:rPr>
-          <w:rStyle w:val="SectionNumber"/>
-        </w:rPr>
-        <w:t xml:space="preserve">12.1.2</w:t>
-      </w:r>
-      <w:r>
-        <w:tab/>
-      </w:r>
-      <w:r>
         <w:t xml:space="preserve">Stage 2: Operational Coordination (Human-on-the-Loop)</w:t>
       </w:r>
     </w:p>
@@ -11703,15 +10075,6 @@
       <w:pPr>
         <w:pStyle w:val="Heading3"/>
       </w:pPr>
-      <w:r>
-        <w:rPr>
-          <w:rStyle w:val="SectionNumber"/>
-        </w:rPr>
-        <w:t xml:space="preserve">12.1.3</w:t>
-      </w:r>
-      <w:r>
-        <w:tab/>
-      </w:r>
       <w:r>
         <w:t xml:space="preserve">Stage 3: Tactical Execution (Human-out-of-the-Loop with Policy Bounds)</w:t>
       </w:r>
@@ -11772,15 +10135,6 @@
         <w:pStyle w:val="Heading2"/>
       </w:pPr>
       <w:r>
-        <w:rPr>
-          <w:rStyle w:val="SectionNumber"/>
-        </w:rPr>
-        <w:t xml:space="preserve">12.2</w:t>
-      </w:r>
-      <w:r>
-        <w:tab/>
-      </w:r>
-      <w:r>
         <w:t xml:space="preserve">4.2 Information Flow</w:t>
       </w:r>
     </w:p>
@@ -11797,15 +10151,6 @@
       <w:pPr>
         <w:pStyle w:val="Heading3"/>
       </w:pPr>
-      <w:r>
-        <w:rPr>
-          <w:rStyle w:val="SectionNumber"/>
-        </w:rPr>
-        <w:t xml:space="preserve">12.2.1</w:t>
-      </w:r>
-      <w:r>
-        <w:tab/>
-      </w:r>
       <w:r>
         <w:t xml:space="preserve">Upward Flow: Tactical to Strategic</w:t>
       </w:r>
@@ -11852,15 +10197,6 @@
       <w:pPr>
         <w:pStyle w:val="Heading3"/>
       </w:pPr>
-      <w:r>
-        <w:rPr>
-          <w:rStyle w:val="SectionNumber"/>
-        </w:rPr>
-        <w:t xml:space="preserve">12.2.2</w:t>
-      </w:r>
-      <w:r>
-        <w:tab/>
-      </w:r>
       <w:r>
         <w:t xml:space="preserve">Downward Flow: Strategic to Tactical</w:t>
       </w:r>
@@ -11905,15 +10241,6 @@
         <w:pStyle w:val="Heading2"/>
       </w:pPr>
       <w:r>
-        <w:rPr>
-          <w:rStyle w:val="SectionNumber"/>
-        </w:rPr>
-        <w:t xml:space="preserve">12.3</w:t>
-      </w:r>
-      <w:r>
-        <w:tab/>
-      </w:r>
-      <w:r>
         <w:t xml:space="preserve">4.3 Governance Results</w:t>
       </w:r>
     </w:p>
@@ -11930,15 +10257,6 @@
       <w:pPr>
         <w:pStyle w:val="Heading3"/>
       </w:pPr>
-      <w:r>
-        <w:rPr>
-          <w:rStyle w:val="SectionNumber"/>
-        </w:rPr>
-        <w:t xml:space="preserve">12.3.1</w:t>
-      </w:r>
-      <w:r>
-        <w:tab/>
-      </w:r>
       <w:r>
         <w:t xml:space="preserve">Safety Matrix Validation at MDMP Gates</w:t>
       </w:r>
@@ -11966,15 +10284,6 @@
         <w:pStyle w:val="Heading3"/>
       </w:pPr>
       <w:r>
-        <w:rPr>
-          <w:rStyle w:val="SectionNumber"/>
-        </w:rPr>
-        <w:t xml:space="preserve">12.3.2</w:t>
-      </w:r>
-      <w:r>
-        <w:tab/>
-      </w:r>
-      <w:r>
         <w:t xml:space="preserve">Assumption Registry Behavior During Wargaming</w:t>
       </w:r>
     </w:p>
@@ -11993,15 +10302,6 @@
         <w:pStyle w:val="Heading3"/>
       </w:pPr>
       <w:r>
-        <w:rPr>
-          <w:rStyle w:val="SectionNumber"/>
-        </w:rPr>
-        <w:t xml:space="preserve">12.3.3</w:t>
-      </w:r>
-      <w:r>
-        <w:tab/>
-      </w:r>
-      <w:r>
         <w:t xml:space="preserve">DAO Proposal Lifecycle: Creation, Voting, and Execution</w:t>
       </w:r>
     </w:p>
@@ -12028,15 +10328,6 @@
         <w:pStyle w:val="Heading3"/>
       </w:pPr>
       <w:r>
-        <w:rPr>
-          <w:rStyle w:val="SectionNumber"/>
-        </w:rPr>
-        <w:t xml:space="preserve">12.3.4</w:t>
-      </w:r>
-      <w:r>
-        <w:tab/>
-      </w:r>
-      <w:r>
         <w:t xml:space="preserve">Five-Tier Authority Model in Practice</w:t>
       </w:r>
     </w:p>
@@ -12062,15 +10353,6 @@
       <w:pPr>
         <w:pStyle w:val="Heading3"/>
       </w:pPr>
-      <w:r>
-        <w:rPr>
-          <w:rStyle w:val="SectionNumber"/>
-        </w:rPr>
-        <w:t xml:space="preserve">12.3.5</w:t>
-      </w:r>
-      <w:r>
-        <w:tab/>
-      </w:r>
       <w:r>
         <w:t xml:space="preserve">Decision Dashboard RACI Filtering and Inline Approval Workflow</w:t>
       </w:r>
@@ -12099,15 +10381,6 @@
         <w:pStyle w:val="Heading2"/>
       </w:pPr>
       <w:r>
-        <w:rPr>
-          <w:rStyle w:val="SectionNumber"/>
-        </w:rPr>
-        <w:t xml:space="preserve">12.4</w:t>
-      </w:r>
-      <w:r>
-        <w:tab/>
-      </w:r>
-      <w:r>
         <w:t xml:space="preserve">4.4 Physical Demonstration</w:t>
       </w:r>
     </w:p>
@@ -12124,15 +10397,6 @@
       <w:pPr>
         <w:pStyle w:val="Heading3"/>
       </w:pPr>
-      <w:r>
-        <w:rPr>
-          <w:rStyle w:val="SectionNumber"/>
-        </w:rPr>
-        <w:t xml:space="preserve">12.4.1</w:t>
-      </w:r>
-      <w:r>
-        <w:tab/>
-      </w:r>
       <w:r>
         <w:t xml:space="preserve">MVP Components</w:t>
       </w:r>
@@ -12206,15 +10470,6 @@
         <w:pStyle w:val="Heading3"/>
       </w:pPr>
       <w:r>
-        <w:rPr>
-          <w:rStyle w:val="SectionNumber"/>
-        </w:rPr>
-        <w:t xml:space="preserve">12.4.2</w:t>
-      </w:r>
-      <w:r>
-        <w:tab/>
-      </w:r>
-      <w:r>
         <w:t xml:space="preserve">Hardware Platform</w:t>
       </w:r>
     </w:p>
@@ -12287,15 +10542,6 @@
         <w:pStyle w:val="Heading3"/>
       </w:pPr>
       <w:r>
-        <w:rPr>
-          <w:rStyle w:val="SectionNumber"/>
-        </w:rPr>
-        <w:t xml:space="preserve">12.4.3</w:t>
-      </w:r>
-      <w:r>
-        <w:tab/>
-      </w:r>
-      <w:r>
         <w:t xml:space="preserve">Robot Bridge Architecture Results</w:t>
       </w:r>
     </w:p>
@@ -12334,15 +10580,6 @@
         <w:pStyle w:val="Heading3"/>
       </w:pPr>
       <w:r>
-        <w:rPr>
-          <w:rStyle w:val="SectionNumber"/>
-        </w:rPr>
-        <w:t xml:space="preserve">12.4.4</w:t>
-      </w:r>
-      <w:r>
-        <w:tab/>
-      </w:r>
-      <w:r>
         <w:t xml:space="preserve">Vision Pipeline Results</w:t>
       </w:r>
     </w:p>
@@ -12369,15 +10606,6 @@
         <w:pStyle w:val="Heading3"/>
       </w:pPr>
       <w:r>
-        <w:rPr>
-          <w:rStyle w:val="SectionNumber"/>
-        </w:rPr>
-        <w:t xml:space="preserve">12.4.5</w:t>
-      </w:r>
-      <w:r>
-        <w:tab/>
-      </w:r>
-      <w:r>
         <w:t xml:space="preserve">Swarm Leadership Results</w:t>
       </w:r>
     </w:p>
@@ -12404,15 +10632,6 @@
         <w:pStyle w:val="Heading3"/>
       </w:pPr>
       <w:r>
-        <w:rPr>
-          <w:rStyle w:val="SectionNumber"/>
-        </w:rPr>
-        <w:t xml:space="preserve">12.4.6</w:t>
-      </w:r>
-      <w:r>
-        <w:tab/>
-      </w:r>
-      <w:r>
         <w:t xml:space="preserve">Resource DID Verification</w:t>
       </w:r>
     </w:p>
@@ -12447,15 +10666,6 @@
       <w:pPr>
         <w:pStyle w:val="Heading3"/>
       </w:pPr>
-      <w:r>
-        <w:rPr>
-          <w:rStyle w:val="SectionNumber"/>
-        </w:rPr>
-        <w:t xml:space="preserve">12.4.7</w:t>
-      </w:r>
-      <w:r>
-        <w:tab/>
-      </w:r>
       <w:r>
         <w:t xml:space="preserve">Demonstration Scenario</w:t>
       </w:r>
@@ -12572,15 +10782,6 @@
         <w:pStyle w:val="Heading2"/>
       </w:pPr>
       <w:r>
-        <w:rPr>
-          <w:rStyle w:val="SectionNumber"/>
-        </w:rPr>
-        <w:t xml:space="preserve">12.5</w:t>
-      </w:r>
-      <w:r>
-        <w:tab/>
-      </w:r>
-      <w:r>
         <w:t xml:space="preserve">4.5 Demonstration Data Package</w:t>
       </w:r>
     </w:p>
@@ -12597,15 +10798,6 @@
       <w:pPr>
         <w:pStyle w:val="Heading3"/>
       </w:pPr>
-      <w:r>
-        <w:rPr>
-          <w:rStyle w:val="SectionNumber"/>
-        </w:rPr>
-        <w:t xml:space="preserve">12.5.1</w:t>
-      </w:r>
-      <w:r>
-        <w:tab/>
-      </w:r>
       <w:r>
         <w:t xml:space="preserve">Pacific Strategy AY26 Scenario Coverage</w:t>
       </w:r>
@@ -12633,15 +10825,6 @@
         <w:pStyle w:val="Heading3"/>
       </w:pPr>
       <w:r>
-        <w:rPr>
-          <w:rStyle w:val="SectionNumber"/>
-        </w:rPr>
-        <w:t xml:space="preserve">12.5.2</w:t>
-      </w:r>
-      <w:r>
-        <w:tab/>
-      </w:r>
-      <w:r>
         <w:t xml:space="preserve">Doctrinal Tabs Populated with Exercise Content</w:t>
       </w:r>
     </w:p>
@@ -12667,15 +10850,6 @@
       <w:pPr>
         <w:pStyle w:val="Heading3"/>
       </w:pPr>
-      <w:r>
-        <w:rPr>
-          <w:rStyle w:val="SectionNumber"/>
-        </w:rPr>
-        <w:t xml:space="preserve">12.5.3</w:t>
-      </w:r>
-      <w:r>
-        <w:tab/>
-      </w:r>
       <w:r>
         <w:t xml:space="preserve">Reusable Demo Infrastructure</w:t>
       </w:r>
@@ -12705,15 +10879,6 @@
         <w:pStyle w:val="Heading2"/>
       </w:pPr>
       <w:r>
-        <w:rPr>
-          <w:rStyle w:val="SectionNumber"/>
-        </w:rPr>
-        <w:t xml:space="preserve">12.6</w:t>
-      </w:r>
-      <w:r>
-        <w:tab/>
-      </w:r>
-      <w:r>
         <w:t xml:space="preserve">4.6 Extended Capability Results</w:t>
       </w:r>
     </w:p>
@@ -12730,15 +10895,6 @@
       <w:pPr>
         <w:pStyle w:val="Heading3"/>
       </w:pPr>
-      <w:r>
-        <w:rPr>
-          <w:rStyle w:val="SectionNumber"/>
-        </w:rPr>
-        <w:t xml:space="preserve">12.6.1</w:t>
-      </w:r>
-      <w:r>
-        <w:tab/>
-      </w:r>
       <w:r>
         <w:t xml:space="preserve">Doctrinal Workflow Validation</w:t>
       </w:r>
@@ -12774,15 +10930,6 @@
         <w:pStyle w:val="Heading3"/>
       </w:pPr>
       <w:r>
-        <w:rPr>
-          <w:rStyle w:val="SectionNumber"/>
-        </w:rPr>
-        <w:t xml:space="preserve">12.6.2</w:t>
-      </w:r>
-      <w:r>
-        <w:tab/>
-      </w:r>
-      <w:r>
         <w:t xml:space="preserve">Operational Design Results</w:t>
       </w:r>
     </w:p>
@@ -12801,15 +10948,6 @@
         <w:pStyle w:val="Heading3"/>
       </w:pPr>
       <w:r>
-        <w:rPr>
-          <w:rStyle w:val="SectionNumber"/>
-        </w:rPr>
-        <w:t xml:space="preserve">12.6.3</w:t>
-      </w:r>
-      <w:r>
-        <w:tab/>
-      </w:r>
-      <w:r>
         <w:t xml:space="preserve">COP Layer Agent Team Results</w:t>
       </w:r>
     </w:p>
@@ -12828,15 +10966,6 @@
         <w:pStyle w:val="Heading3"/>
       </w:pPr>
       <w:r>
-        <w:rPr>
-          <w:rStyle w:val="SectionNumber"/>
-        </w:rPr>
-        <w:t xml:space="preserve">12.6.4</w:t>
-      </w:r>
-      <w:r>
-        <w:tab/>
-      </w:r>
-      <w:r>
         <w:t xml:space="preserve">IPB Complete Cycle Results</w:t>
       </w:r>
     </w:p>
@@ -12855,15 +10984,6 @@
         <w:pStyle w:val="Heading3"/>
       </w:pPr>
       <w:r>
-        <w:rPr>
-          <w:rStyle w:val="SectionNumber"/>
-        </w:rPr>
-        <w:t xml:space="preserve">12.6.5</w:t>
-      </w:r>
-      <w:r>
-        <w:tab/>
-      </w:r>
-      <w:r>
         <w:t xml:space="preserve">Resource Registry Results</w:t>
       </w:r>
     </w:p>
@@ -12882,15 +11002,6 @@
         <w:pStyle w:val="Heading3"/>
       </w:pPr>
       <w:r>
-        <w:rPr>
-          <w:rStyle w:val="SectionNumber"/>
-        </w:rPr>
-        <w:t xml:space="preserve">12.6.6</w:t>
-      </w:r>
-      <w:r>
-        <w:tab/>
-      </w:r>
-      <w:r>
         <w:t xml:space="preserve">Chief of Staff Coordination to Visual Approach Pipeline</w:t>
       </w:r>
     </w:p>
@@ -12925,15 +11036,6 @@
         <w:pStyle w:val="Heading3"/>
       </w:pPr>
       <w:r>
-        <w:rPr>
-          <w:rStyle w:val="SectionNumber"/>
-        </w:rPr>
-        <w:t xml:space="preserve">12.6.7</w:t>
-      </w:r>
-      <w:r>
-        <w:tab/>
-      </w:r>
-      <w:r>
         <w:t xml:space="preserve">Ironclaw Persistent Memory Results</w:t>
       </w:r>
     </w:p>
@@ -12968,15 +11070,6 @@
         <w:pStyle w:val="Heading3"/>
       </w:pPr>
       <w:r>
-        <w:rPr>
-          <w:rStyle w:val="SectionNumber"/>
-        </w:rPr>
-        <w:t xml:space="preserve">12.6.8</w:t>
-      </w:r>
-      <w:r>
-        <w:tab/>
-      </w:r>
-      <w:r>
         <w:t xml:space="preserve">On-Chain Resource Caveat Enforcement Results</w:t>
       </w:r>
     </w:p>
@@ -13056,15 +11149,6 @@
         <w:pStyle w:val="Heading3"/>
       </w:pPr>
       <w:r>
-        <w:rPr>
-          <w:rStyle w:val="SectionNumber"/>
-        </w:rPr>
-        <w:t xml:space="preserve">12.6.9</w:t>
-      </w:r>
-      <w:r>
-        <w:tab/>
-      </w:r>
-      <w:r>
         <w:t xml:space="preserve">Training Mode Results</w:t>
       </w:r>
     </w:p>
@@ -13094,15 +11178,6 @@
       <w:pPr>
         <w:pStyle w:val="Heading3"/>
       </w:pPr>
-      <w:r>
-        <w:rPr>
-          <w:rStyle w:val="SectionNumber"/>
-        </w:rPr>
-        <w:t xml:space="preserve">12.6.10</w:t>
-      </w:r>
-      <w:r>
-        <w:tab/>
-      </w:r>
       <w:r>
         <w:t xml:space="preserve">Updated Implementation Metrics</w:t>
       </w:r>
@@ -13270,7 +11345,7 @@
               <w:pStyle w:val="Compact"/>
             </w:pPr>
             <w:r>
-              <w:t xml:space="preserve">AI agents (specialized)</w:t>
+              <w:t xml:space="preserve">AI agents (LangGraph analysis)</w:t>
             </w:r>
           </w:p>
         </w:tc>
@@ -13292,7 +11367,7 @@
               <w:pStyle w:val="Compact"/>
             </w:pPr>
             <w:r>
-              <w:t xml:space="preserve">31+</w:t>
+              <w:t xml:space="preserve">8</w:t>
             </w:r>
           </w:p>
         </w:tc>
@@ -13305,7 +11380,7 @@
               <w:pStyle w:val="Compact"/>
             </w:pPr>
             <w:r>
-              <w:t xml:space="preserve">AI agents (staff coordination)</w:t>
+              <w:t xml:space="preserve">AI agents (COP layer)</w:t>
             </w:r>
           </w:p>
         </w:tc>
@@ -13327,7 +11402,7 @@
               <w:pStyle w:val="Compact"/>
             </w:pPr>
             <w:r>
-              <w:t xml:space="preserve">102</w:t>
+              <w:t xml:space="preserve">7</w:t>
             </w:r>
           </w:p>
         </w:tc>
@@ -13340,7 +11415,42 @@
               <w:pStyle w:val="Compact"/>
             </w:pPr>
             <w:r>
-              <w:t xml:space="preserve">AI agents (total)</w:t>
+              <w:t xml:space="preserve">AI agents (Chief of Staff)</w:t>
+            </w:r>
+          </w:p>
+        </w:tc>
+        <w:tc>
+          <w:tcPr/>
+          <w:p>
+            <w:pPr>
+              <w:pStyle w:val="Compact"/>
+            </w:pPr>
+            <w:r>
+              <w:t xml:space="preserve">—</w:t>
+            </w:r>
+          </w:p>
+        </w:tc>
+        <w:tc>
+          <w:tcPr/>
+          <w:p>
+            <w:pPr>
+              <w:pStyle w:val="Compact"/>
+            </w:pPr>
+            <w:r>
+              <w:t xml:space="preserve">1 (Ironclaw)</w:t>
+            </w:r>
+          </w:p>
+        </w:tc>
+      </w:tr>
+      <w:tr>
+        <w:tc>
+          <w:tcPr/>
+          <w:p>
+            <w:pPr>
+              <w:pStyle w:val="Compact"/>
+            </w:pPr>
+            <w:r>
+              <w:t xml:space="preserve">AI agents (total deployed)</w:t>
             </w:r>
           </w:p>
         </w:tc>
@@ -13362,7 +11472,7 @@
               <w:pStyle w:val="Compact"/>
             </w:pPr>
             <w:r>
-              <w:t xml:space="preserve">131+</w:t>
+              <w:t xml:space="preserve">16</w:t>
             </w:r>
           </w:p>
         </w:tc>
@@ -13761,15 +11871,6 @@
         <w:pStyle w:val="Heading2"/>
       </w:pPr>
       <w:r>
-        <w:rPr>
-          <w:rStyle w:val="SectionNumber"/>
-        </w:rPr>
-        <w:t xml:space="preserve">12.7</w:t>
-      </w:r>
-      <w:r>
-        <w:tab/>
-      </w:r>
-      <w:r>
         <w:t xml:space="preserve">4.7 Thesis Validation</w:t>
       </w:r>
     </w:p>
@@ -13786,15 +11887,6 @@
       <w:pPr>
         <w:pStyle w:val="Heading3"/>
       </w:pPr>
-      <w:r>
-        <w:rPr>
-          <w:rStyle w:val="SectionNumber"/>
-        </w:rPr>
-        <w:t xml:space="preserve">12.7.1</w:t>
-      </w:r>
-      <w:r>
-        <w:tab/>
-      </w:r>
       <w:r>
         <w:t xml:space="preserve">Research Question Answered</w:t>
       </w:r>
@@ -13912,7 +12004,7 @@
         <w:t xml:space="preserve"> </w:t>
       </w:r>
       <w:r>
-        <w:t xml:space="preserve">AI augmentation at each level accelerates coordination. Document analysis extracts objectives in minutes rather than hours. The operational design workspace with AI-assisted problem framing and CoG analysis accelerates the design phase. 131 AI agents across governance, planning, intelligence, and staff functions generate options continuously. COP layer agents produce operational picture updates autonomously from planning documents. The replenishment proposal is generated automatically upon threshold detection. Human decision-makers focus on judgment calls rather than administrative coordination.</w:t>
+        <w:t xml:space="preserve">AI augmentation at each level accelerates coordination. Document analysis extracts objectives in minutes rather than hours. The operational design workspace with AI-assisted problem framing and CoG analysis accelerates the design phase. 16 deployed AI agents across governance, planning, intelligence, and staff coordination functions generate options continuously. COP layer agents produce operational picture updates autonomously from planning documents. The replenishment proposal is generated automatically upon threshold detection. Human decision-makers focus on judgment calls rather than administrative coordination.</w:t>
       </w:r>
     </w:p>
     <w:p>
@@ -13975,15 +12067,6 @@
       <w:pPr>
         <w:pStyle w:val="Heading3"/>
       </w:pPr>
-      <w:r>
-        <w:rPr>
-          <w:rStyle w:val="SectionNumber"/>
-        </w:rPr>
-        <w:t xml:space="preserve">12.7.2</w:t>
-      </w:r>
-      <w:r>
-        <w:tab/>
-      </w:r>
       <w:r>
         <w:t xml:space="preserve">Human Authority Preservation</w:t>
       </w:r>
@@ -14085,15 +12168,6 @@
         <w:pStyle w:val="Heading1"/>
       </w:pPr>
       <w:r>
-        <w:rPr>
-          <w:rStyle w:val="SectionNumber"/>
-        </w:rPr>
-        <w:t xml:space="preserve">13</w:t>
-      </w:r>
-      <w:r>
-        <w:tab/>
-      </w:r>
-      <w:r>
         <w:t xml:space="preserve">5. Discussion</w:t>
       </w:r>
     </w:p>
@@ -14111,15 +12185,6 @@
         <w:pStyle w:val="Heading2"/>
       </w:pPr>
       <w:r>
-        <w:rPr>
-          <w:rStyle w:val="SectionNumber"/>
-        </w:rPr>
-        <w:t xml:space="preserve">13.1</w:t>
-      </w:r>
-      <w:r>
-        <w:tab/>
-      </w:r>
-      <w:r>
         <w:t xml:space="preserve">5.0 Lessons Learned</w:t>
       </w:r>
     </w:p>
@@ -14136,15 +12201,6 @@
       <w:pPr>
         <w:pStyle w:val="Heading3"/>
       </w:pPr>
-      <w:r>
-        <w:rPr>
-          <w:rStyle w:val="SectionNumber"/>
-        </w:rPr>
-        <w:t xml:space="preserve">13.1.1</w:t>
-      </w:r>
-      <w:r>
-        <w:tab/>
-      </w:r>
       <w:r>
         <w:t xml:space="preserve">Iterative Development Velocity</w:t>
       </w:r>
@@ -14164,15 +12220,6 @@
         <w:pStyle w:val="Heading3"/>
       </w:pPr>
       <w:r>
-        <w:rPr>
-          <w:rStyle w:val="SectionNumber"/>
-        </w:rPr>
-        <w:t xml:space="preserve">13.1.2</w:t>
-      </w:r>
-      <w:r>
-        <w:tab/>
-      </w:r>
-      <w:r>
         <w:t xml:space="preserve">AI-Augmented Development as Multiplier</w:t>
       </w:r>
     </w:p>
@@ -14191,15 +12238,6 @@
         <w:pStyle w:val="Heading3"/>
       </w:pPr>
       <w:r>
-        <w:rPr>
-          <w:rStyle w:val="SectionNumber"/>
-        </w:rPr>
-        <w:t xml:space="preserve">13.1.3</w:t>
-      </w:r>
-      <w:r>
-        <w:tab/>
-      </w:r>
-      <w:r>
         <w:t xml:space="preserve">Doctrinal Alignment Improves User Mental Model</w:t>
       </w:r>
     </w:p>
@@ -14218,15 +12256,6 @@
         <w:pStyle w:val="Heading3"/>
       </w:pPr>
       <w:r>
-        <w:rPr>
-          <w:rStyle w:val="SectionNumber"/>
-        </w:rPr>
-        <w:t xml:space="preserve">13.1.4</w:t>
-      </w:r>
-      <w:r>
-        <w:tab/>
-      </w:r>
-      <w:r>
         <w:t xml:space="preserve">Edge Integration Complexity Is Tractable</w:t>
       </w:r>
     </w:p>
@@ -14245,15 +12274,6 @@
         <w:pStyle w:val="Heading3"/>
       </w:pPr>
       <w:r>
-        <w:rPr>
-          <w:rStyle w:val="SectionNumber"/>
-        </w:rPr>
-        <w:t xml:space="preserve">13.1.5</w:t>
-      </w:r>
-      <w:r>
-        <w:tab/>
-      </w:r>
-      <w:r>
         <w:t xml:space="preserve">Knowledge Graph Scaling Required Progressive Disclosure</w:t>
       </w:r>
     </w:p>
@@ -14271,15 +12291,6 @@
       <w:pPr>
         <w:pStyle w:val="Heading3"/>
       </w:pPr>
-      <w:r>
-        <w:rPr>
-          <w:rStyle w:val="SectionNumber"/>
-        </w:rPr>
-        <w:t xml:space="preserve">13.1.6</w:t>
-      </w:r>
-      <w:r>
-        <w:tab/>
-      </w:r>
       <w:r>
         <w:t xml:space="preserve">Governance Integration at Decision Gates</w:t>
       </w:r>
@@ -14300,15 +12311,6 @@
         <w:pStyle w:val="Heading2"/>
       </w:pPr>
       <w:r>
-        <w:rPr>
-          <w:rStyle w:val="SectionNumber"/>
-        </w:rPr>
-        <w:t xml:space="preserve">13.2</w:t>
-      </w:r>
-      <w:r>
-        <w:tab/>
-      </w:r>
-      <w:r>
         <w:t xml:space="preserve">5.1 Limitations</w:t>
       </w:r>
     </w:p>
@@ -14317,15 +12319,6 @@
       <w:pPr>
         <w:pStyle w:val="Heading3"/>
       </w:pPr>
-      <w:r>
-        <w:rPr>
-          <w:rStyle w:val="SectionNumber"/>
-        </w:rPr>
-        <w:t xml:space="preserve">13.2.1</w:t>
-      </w:r>
-      <w:r>
-        <w:tab/>
-      </w:r>
       <w:r>
         <w:t xml:space="preserve">Demonstration Scope</w:t>
       </w:r>
@@ -14369,15 +12362,6 @@
         <w:pStyle w:val="Heading3"/>
       </w:pPr>
       <w:r>
-        <w:rPr>
-          <w:rStyle w:val="SectionNumber"/>
-        </w:rPr>
-        <w:t xml:space="preserve">13.2.2</w:t>
-      </w:r>
-      <w:r>
-        <w:tab/>
-      </w:r>
-      <w:r>
         <w:t xml:space="preserve">Technology Maturity</w:t>
       </w:r>
     </w:p>
@@ -14428,15 +12412,6 @@
         <w:pStyle w:val="Heading3"/>
       </w:pPr>
       <w:r>
-        <w:rPr>
-          <w:rStyle w:val="SectionNumber"/>
-        </w:rPr>
-        <w:t xml:space="preserve">13.2.3</w:t>
-      </w:r>
-      <w:r>
-        <w:tab/>
-      </w:r>
-      <w:r>
         <w:t xml:space="preserve">Resolved Limitations</w:t>
       </w:r>
     </w:p>
@@ -14679,15 +12654,6 @@
         <w:pStyle w:val="Heading3"/>
       </w:pPr>
       <w:r>
-        <w:rPr>
-          <w:rStyle w:val="SectionNumber"/>
-        </w:rPr>
-        <w:t xml:space="preserve">13.2.4</w:t>
-      </w:r>
-      <w:r>
-        <w:tab/>
-      </w:r>
-      <w:r>
         <w:t xml:space="preserve">Remaining Limitations — Operational Realism</w:t>
       </w:r>
     </w:p>
@@ -14730,15 +12696,6 @@
         <w:pStyle w:val="Heading3"/>
       </w:pPr>
       <w:r>
-        <w:rPr>
-          <w:rStyle w:val="SectionNumber"/>
-        </w:rPr>
-        <w:t xml:space="preserve">13.2.5</w:t>
-      </w:r>
-      <w:r>
-        <w:tab/>
-      </w:r>
-      <w:r>
         <w:t xml:space="preserve">Explicit Limitations — v0.2</w:t>
       </w:r>
     </w:p>
@@ -14846,15 +12803,6 @@
       <w:pPr>
         <w:pStyle w:val="Heading3"/>
       </w:pPr>
-      <w:r>
-        <w:rPr>
-          <w:rStyle w:val="SectionNumber"/>
-        </w:rPr>
-        <w:t xml:space="preserve">13.2.6</w:t>
-      </w:r>
-      <w:r>
-        <w:tab/>
-      </w:r>
       <w:r>
         <w:t xml:space="preserve">Explicit Limitations — v0.3 (Phase 55-58)</w:t>
       </w:r>
@@ -14980,15 +12928,6 @@
         <w:pStyle w:val="Heading2"/>
       </w:pPr>
       <w:r>
-        <w:rPr>
-          <w:rStyle w:val="SectionNumber"/>
-        </w:rPr>
-        <w:t xml:space="preserve">13.3</w:t>
-      </w:r>
-      <w:r>
-        <w:tab/>
-      </w:r>
-      <w:r>
         <w:t xml:space="preserve">5.2 Risk Analysis</w:t>
       </w:r>
     </w:p>
@@ -14997,15 +12936,6 @@
       <w:pPr>
         <w:pStyle w:val="Heading3"/>
       </w:pPr>
-      <w:r>
-        <w:rPr>
-          <w:rStyle w:val="SectionNumber"/>
-        </w:rPr>
-        <w:t xml:space="preserve">13.3.1</w:t>
-      </w:r>
-      <w:r>
-        <w:tab/>
-      </w:r>
       <w:r>
         <w:t xml:space="preserve">Technical Risks</w:t>
       </w:r>
@@ -15049,15 +12979,6 @@
         <w:pStyle w:val="Heading3"/>
       </w:pPr>
       <w:r>
-        <w:rPr>
-          <w:rStyle w:val="SectionNumber"/>
-        </w:rPr>
-        <w:t xml:space="preserve">13.3.2</w:t>
-      </w:r>
-      <w:r>
-        <w:tab/>
-      </w:r>
-      <w:r>
         <w:t xml:space="preserve">Security Risks</w:t>
       </w:r>
     </w:p>
@@ -15100,15 +13021,6 @@
         <w:pStyle w:val="Heading3"/>
       </w:pPr>
       <w:r>
-        <w:rPr>
-          <w:rStyle w:val="SectionNumber"/>
-        </w:rPr>
-        <w:t xml:space="preserve">13.3.3</w:t>
-      </w:r>
-      <w:r>
-        <w:tab/>
-      </w:r>
-      <w:r>
         <w:t xml:space="preserve">Operational Risks</w:t>
       </w:r>
     </w:p>
@@ -15151,15 +13063,6 @@
         <w:pStyle w:val="Heading3"/>
       </w:pPr>
       <w:r>
-        <w:rPr>
-          <w:rStyle w:val="SectionNumber"/>
-        </w:rPr>
-        <w:t xml:space="preserve">13.3.4</w:t>
-      </w:r>
-      <w:r>
-        <w:tab/>
-      </w:r>
-      <w:r>
         <w:t xml:space="preserve">Complexity Growth Risks</w:t>
       </w:r>
     </w:p>
@@ -15168,25 +13071,25 @@
         <w:pStyle w:val="FirstParagraph"/>
       </w:pPr>
       <w:r>
-        <w:t xml:space="preserve">The expansion from 23 to 131 AI agents, from 5 to 14 smart contract modules, and from ~100 to ~572 REST endpoints introduces risks associated with system complexity growth.</w:t>
-      </w:r>
-    </w:p>
-    <w:p>
-      <w:pPr>
-        <w:pStyle w:val="BodyText"/>
-      </w:pPr>
-      <w:r>
-        <w:rPr>
-          <w:b/>
-          <w:bCs/>
-        </w:rPr>
-        <w:t xml:space="preserve">AI agent proliferation management.</w:t>
-      </w:r>
-      <w:r>
-        <w:t xml:space="preserve"> </w:t>
-      </w:r>
-      <w:r>
-        <w:t xml:space="preserve">As the agent count grows, maintaining quality, consistency, and appropriate oversight across all agents becomes increasingly challenging. Each agent requires prompt engineering, testing, and monitoring. Interactions between agents may produce emergent behaviors that are difficult to predict or audit. The JPP staff role agents (102 agents) share a common architecture but each carries role-specific doctrinal knowledge that must be validated against actual military publications.</w:t>
+        <w:t xml:space="preserve">The expansion from 23 to 16 deployed AI agents (a reduction in agent count but increase in per-agent capability), from 5 to 14 smart contract modules, and from ~100 to ~572 REST endpoints introduces risks associated with system complexity growth.</w:t>
+      </w:r>
+    </w:p>
+    <w:p>
+      <w:pPr>
+        <w:pStyle w:val="BodyText"/>
+      </w:pPr>
+      <w:r>
+        <w:rPr>
+          <w:b/>
+          <w:bCs/>
+        </w:rPr>
+        <w:t xml:space="preserve">AI agent coordination management.</w:t>
+      </w:r>
+      <w:r>
+        <w:t xml:space="preserve"> </w:t>
+      </w:r>
+      <w:r>
+        <w:t xml:space="preserve">With 16 deployed agents (8 LangGraph analysis specialists, 7 COP layer agents, and Ironclaw as Chief of Staff), maintaining quality, consistency, and appropriate oversight requires disciplined prompt engineering, testing, and monitoring for each agent. Interactions between agents may produce emergent behaviors that are difficult to predict or audit. The consolidation from a one-agent-per-staff-role model to Ironclaw as a single customizable coordinator reduces proliferation risk but concentrates coordination responsibility in a single agent whose behavior must be carefully validated.</w:t>
       </w:r>
     </w:p>
     <w:p>
@@ -15249,15 +13152,6 @@
       <w:pPr>
         <w:pStyle w:val="Heading3"/>
       </w:pPr>
-      <w:r>
-        <w:rPr>
-          <w:rStyle w:val="SectionNumber"/>
-        </w:rPr>
-        <w:t xml:space="preserve">13.3.5</w:t>
-      </w:r>
-      <w:r>
-        <w:tab/>
-      </w:r>
       <w:r>
         <w:t xml:space="preserve">Updated Risk Posture</w:t>
       </w:r>
@@ -15286,15 +13180,6 @@
         <w:pStyle w:val="Heading2"/>
       </w:pPr>
       <w:r>
-        <w:rPr>
-          <w:rStyle w:val="SectionNumber"/>
-        </w:rPr>
-        <w:t xml:space="preserve">13.4</w:t>
-      </w:r>
-      <w:r>
-        <w:tab/>
-      </w:r>
-      <w:r>
         <w:t xml:space="preserve">5.3 Ethical Considerations</w:t>
       </w:r>
     </w:p>
@@ -15303,15 +13188,6 @@
       <w:pPr>
         <w:pStyle w:val="Heading3"/>
       </w:pPr>
-      <w:r>
-        <w:rPr>
-          <w:rStyle w:val="SectionNumber"/>
-        </w:rPr>
-        <w:t xml:space="preserve">13.4.1</w:t>
-      </w:r>
-      <w:r>
-        <w:tab/>
-      </w:r>
       <w:r>
         <w:t xml:space="preserve">Autonomous Weapons</w:t>
       </w:r>
@@ -15362,15 +13238,6 @@
       <w:pPr>
         <w:pStyle w:val="Heading3"/>
       </w:pPr>
-      <w:r>
-        <w:rPr>
-          <w:rStyle w:val="SectionNumber"/>
-        </w:rPr>
-        <w:t xml:space="preserve">13.4.2</w:t>
-      </w:r>
-      <w:r>
-        <w:tab/>
-      </w:r>
       <w:r>
         <w:t xml:space="preserve">AI Decision Transparency</w:t>
       </w:r>
@@ -15415,15 +13282,6 @@
         <w:pStyle w:val="Heading2"/>
       </w:pPr>
       <w:r>
-        <w:rPr>
-          <w:rStyle w:val="SectionNumber"/>
-        </w:rPr>
-        <w:t xml:space="preserve">13.5</w:t>
-      </w:r>
-      <w:r>
-        <w:tab/>
-      </w:r>
-      <w:r>
         <w:t xml:space="preserve">5.4 Design Decisions and Tradeoffs</w:t>
       </w:r>
     </w:p>
@@ -15440,15 +13298,6 @@
       <w:pPr>
         <w:pStyle w:val="Heading3"/>
       </w:pPr>
-      <w:r>
-        <w:rPr>
-          <w:rStyle w:val="SectionNumber"/>
-        </w:rPr>
-        <w:t xml:space="preserve">13.5.1</w:t>
-      </w:r>
-      <w:r>
-        <w:tab/>
-      </w:r>
       <w:r>
         <w:t xml:space="preserve">5.4.1 NEAR Blockchain vs. Private/Permissioned Chain vs. No Blockchain</w:t>
       </w:r>
@@ -15484,15 +13333,6 @@
         <w:pStyle w:val="Heading3"/>
       </w:pPr>
       <w:r>
-        <w:rPr>
-          <w:rStyle w:val="SectionNumber"/>
-        </w:rPr>
-        <w:t xml:space="preserve">13.5.2</w:t>
-      </w:r>
-      <w:r>
-        <w:tab/>
-      </w:r>
-      <w:r>
         <w:t xml:space="preserve">5.4.2 LLM-Based Agents vs. Rule-Based Automation vs. No AI</w:t>
       </w:r>
     </w:p>
@@ -15501,15 +13341,15 @@
         <w:pStyle w:val="FirstParagraph"/>
       </w:pPr>
       <w:r>
-        <w:t xml:space="preserve">BASTION fields 131+ AI agents using large language models (primarily Claude) for intelligence extraction, planning analysis, course of action development, operational design support, and staff role functions. The alternatives — rule-based automation (expert systems, decision trees) or simply providing humans with better-organized tools — were explicitly considered.</w:t>
-      </w:r>
-    </w:p>
-    <w:p>
-      <w:pPr>
-        <w:pStyle w:val="BodyText"/>
-      </w:pPr>
-      <w:r>
-        <w:t xml:space="preserve">LLMs were chosen because military planning problems are expressed in natural language, have irregular structure, and require reasoning about novel situations that rule-based systems cannot anticipate. A rule-based intelligence extractor can identify entities matching a predefined schema; it cannot adapt when a document presents relationship information in an unfamiliar format. LLMs generalize across domain variation in a way that rule-based systems do not, and the breadth of staff functions BASTION supports (31 specialized roles from J1 through component commanders) would require prohibitive rule-set engineering for each role.</w:t>
+        <w:t xml:space="preserve">BASTION fields 16 deployed AI agents using large language models (primarily Claude) for intelligence extraction, planning analysis, course of action development, operational design support, and staff coordination functions. The alternatives — rule-based automation (expert systems, decision trees) or simply providing humans with better-organized tools — were explicitly considered.</w:t>
+      </w:r>
+    </w:p>
+    <w:p>
+      <w:pPr>
+        <w:pStyle w:val="BodyText"/>
+      </w:pPr>
+      <w:r>
+        <w:t xml:space="preserve">LLMs were chosen because military planning problems are expressed in natural language, have irregular structure, and require reasoning about novel situations that rule-based systems cannot anticipate. A rule-based intelligence extractor can identify entities matching a predefined schema; it cannot adapt when a document presents relationship information in an unfamiliar format. LLMs generalize across domain variation in a way that rule-based systems do not, and the breadth of staff functions BASTION supports — coordinated through Ironclaw’s Chief of Staff role spanning J1 through component commander contexts — would require prohibitive rule-set engineering for each functional area.</w:t>
       </w:r>
     </w:p>
     <w:p>
@@ -15527,15 +13367,6 @@
         <w:pStyle w:val="Heading3"/>
       </w:pPr>
       <w:r>
-        <w:rPr>
-          <w:rStyle w:val="SectionNumber"/>
-        </w:rPr>
-        <w:t xml:space="preserve">13.5.3</w:t>
-      </w:r>
-      <w:r>
-        <w:tab/>
-      </w:r>
-      <w:r>
         <w:t xml:space="preserve">5.4.3 DAO Governance vs. Traditional RBAC vs. Hybrid</w:t>
       </w:r>
     </w:p>
@@ -15570,15 +13401,6 @@
         <w:pStyle w:val="Heading3"/>
       </w:pPr>
       <w:r>
-        <w:rPr>
-          <w:rStyle w:val="SectionNumber"/>
-        </w:rPr>
-        <w:t xml:space="preserve">13.5.4</w:t>
-      </w:r>
-      <w:r>
-        <w:tab/>
-      </w:r>
-      <w:r>
         <w:t xml:space="preserve">5.4.4 Docker Bridge Pattern vs. Direct Cloud-to-Robot vs. Pi Edge Node</w:t>
       </w:r>
     </w:p>
@@ -15613,15 +13435,6 @@
         <w:pStyle w:val="Heading3"/>
       </w:pPr>
       <w:r>
-        <w:rPr>
-          <w:rStyle w:val="SectionNumber"/>
-        </w:rPr>
-        <w:t xml:space="preserve">13.5.5</w:t>
-      </w:r>
-      <w:r>
-        <w:tab/>
-      </w:r>
-      <w:r>
         <w:t xml:space="preserve">5.4.5 PostgreSQL + Blockchain Hybrid vs. Pure On-Chain vs. Pure Off-Chain</w:t>
       </w:r>
     </w:p>
@@ -15656,15 +13469,6 @@
         <w:pStyle w:val="Heading3"/>
       </w:pPr>
       <w:r>
-        <w:rPr>
-          <w:rStyle w:val="SectionNumber"/>
-        </w:rPr>
-        <w:t xml:space="preserve">13.5.6</w:t>
-      </w:r>
-      <w:r>
-        <w:tab/>
-      </w:r>
-      <w:r>
         <w:t xml:space="preserve">5.4.6 JP 5-0 Doctrinal Alignment vs. NATO vs. Custom Workflow</w:t>
       </w:r>
     </w:p>
@@ -15699,15 +13503,6 @@
         <w:pStyle w:val="Heading3"/>
       </w:pPr>
       <w:r>
-        <w:rPr>
-          <w:rStyle w:val="SectionNumber"/>
-        </w:rPr>
-        <w:t xml:space="preserve">13.5.7</w:t>
-      </w:r>
-      <w:r>
-        <w:tab/>
-      </w:r>
-      <w:r>
         <w:t xml:space="preserve">5.4.7 Five-Tier Authority Model vs. Binary Human/AI vs. Three-Tier</w:t>
       </w:r>
     </w:p>
@@ -15765,15 +13560,6 @@
       <w:pPr>
         <w:pStyle w:val="Heading3"/>
       </w:pPr>
-      <w:r>
-        <w:rPr>
-          <w:rStyle w:val="SectionNumber"/>
-        </w:rPr>
-        <w:t xml:space="preserve">13.5.8</w:t>
-      </w:r>
-      <w:r>
-        <w:tab/>
-      </w:r>
       <w:r>
         <w:t xml:space="preserve">5.4.8 Commercial Proxy Hardware (Sphero/Jetson) vs. Military-Grade Platforms</w:t>
       </w:r>
@@ -15817,15 +13603,6 @@
         <w:pStyle w:val="Heading2"/>
       </w:pPr>
       <w:r>
-        <w:rPr>
-          <w:rStyle w:val="SectionNumber"/>
-        </w:rPr>
-        <w:t xml:space="preserve">13.6</w:t>
-      </w:r>
-      <w:r>
-        <w:tab/>
-      </w:r>
-      <w:r>
         <w:t xml:space="preserve">5.5 Adversarial Analysis — Why This Approach Might Not Work</w:t>
       </w:r>
     </w:p>
@@ -15842,15 +13619,6 @@
       <w:pPr>
         <w:pStyle w:val="Heading3"/>
       </w:pPr>
-      <w:r>
-        <w:rPr>
-          <w:rStyle w:val="SectionNumber"/>
-        </w:rPr>
-        <w:t xml:space="preserve">13.6.1</w:t>
-      </w:r>
-      <w:r>
-        <w:tab/>
-      </w:r>
       <w:r>
         <w:t xml:space="preserve">5.5.1 LLM Determinism</w:t>
       </w:r>
@@ -15934,15 +13702,6 @@
         <w:pStyle w:val="Heading3"/>
       </w:pPr>
       <w:r>
-        <w:rPr>
-          <w:rStyle w:val="SectionNumber"/>
-        </w:rPr>
-        <w:t xml:space="preserve">13.6.2</w:t>
-      </w:r>
-      <w:r>
-        <w:tab/>
-      </w:r>
-      <w:r>
         <w:t xml:space="preserve">5.5.2 LLM Accuracy and Hallucination</w:t>
       </w:r>
     </w:p>
@@ -16025,15 +13784,6 @@
         <w:pStyle w:val="Heading3"/>
       </w:pPr>
       <w:r>
-        <w:rPr>
-          <w:rStyle w:val="SectionNumber"/>
-        </w:rPr>
-        <w:t xml:space="preserve">13.6.3</w:t>
-      </w:r>
-      <w:r>
-        <w:tab/>
-      </w:r>
-      <w:r>
         <w:t xml:space="preserve">5.5.3 LLM Adversarial Manipulation</w:t>
       </w:r>
     </w:p>
@@ -16116,15 +13866,6 @@
         <w:pStyle w:val="Heading3"/>
       </w:pPr>
       <w:r>
-        <w:rPr>
-          <w:rStyle w:val="SectionNumber"/>
-        </w:rPr>
-        <w:t xml:space="preserve">13.6.4</w:t>
-      </w:r>
-      <w:r>
-        <w:tab/>
-      </w:r>
-      <w:r>
         <w:t xml:space="preserve">5.5.4 Blockchain Overhead vs. Tactical Tempo</w:t>
       </w:r>
     </w:p>
@@ -16207,15 +13948,6 @@
         <w:pStyle w:val="Heading3"/>
       </w:pPr>
       <w:r>
-        <w:rPr>
-          <w:rStyle w:val="SectionNumber"/>
-        </w:rPr>
-        <w:t xml:space="preserve">13.6.5</w:t>
-      </w:r>
-      <w:r>
-        <w:tab/>
-      </w:r>
-      <w:r>
         <w:t xml:space="preserve">5.5.5 DDIL Failure Cascade</w:t>
       </w:r>
     </w:p>
@@ -16322,15 +14054,6 @@
         <w:pStyle w:val="Heading3"/>
       </w:pPr>
       <w:r>
-        <w:rPr>
-          <w:rStyle w:val="SectionNumber"/>
-        </w:rPr>
-        <w:t xml:space="preserve">13.6.6</w:t>
-      </w:r>
-      <w:r>
-        <w:tab/>
-      </w:r>
-      <w:r>
         <w:t xml:space="preserve">5.5.6 Single Developer / AI-Augmented Development Validity</w:t>
       </w:r>
     </w:p>
@@ -16349,7 +14072,7 @@
         <w:t xml:space="preserve"> </w:t>
       </w:r>
       <w:r>
-        <w:t xml:space="preserve">A system built by one developer with AI assistance in approximately ten weeks cannot have the robustness, security, or reliability required for military C2. The testing is limited to single-user scenarios. The architecture has never faced adversarial stress testing, concurrent user loads, or operational tempo. The impressive feature count — 131+ agents, ~572 endpoints, 12+ smart contracts — may mask shallow implementations that break under conditions the developer did not test.</w:t>
+        <w:t xml:space="preserve">A system built by one developer with AI assistance in approximately ten weeks cannot have the robustness, security, or reliability required for military C2. The testing is limited to single-user scenarios. The architecture has never faced adversarial stress testing, concurrent user loads, or operational tempo. The impressive feature count — 16 deployed agents, ~572 endpoints, 14 smart contracts — may mask shallow implementations that break under conditions the developer did not test.</w:t>
       </w:r>
     </w:p>
     <w:p>
@@ -16413,15 +14136,6 @@
         <w:pStyle w:val="Heading3"/>
       </w:pPr>
       <w:r>
-        <w:rPr>
-          <w:rStyle w:val="SectionNumber"/>
-        </w:rPr>
-        <w:t xml:space="preserve">13.6.7</w:t>
-      </w:r>
-      <w:r>
-        <w:tab/>
-      </w:r>
-      <w:r>
         <w:t xml:space="preserve">5.5.7 Coalition Trust Assumptions</w:t>
       </w:r>
     </w:p>
@@ -16504,15 +14218,6 @@
         <w:pStyle w:val="Heading3"/>
       </w:pPr>
       <w:r>
-        <w:rPr>
-          <w:rStyle w:val="SectionNumber"/>
-        </w:rPr>
-        <w:t xml:space="preserve">13.6.8</w:t>
-      </w:r>
-      <w:r>
-        <w:tab/>
-      </w:r>
-      <w:r>
         <w:t xml:space="preserve">5.5.8 Doctrinal Rigidity</w:t>
       </w:r>
     </w:p>
@@ -16595,15 +14300,6 @@
         <w:pStyle w:val="Heading3"/>
       </w:pPr>
       <w:r>
-        <w:rPr>
-          <w:rStyle w:val="SectionNumber"/>
-        </w:rPr>
-        <w:t xml:space="preserve">13.6.9</w:t>
-      </w:r>
-      <w:r>
-        <w:tab/>
-      </w:r>
-      <w:r>
         <w:t xml:space="preserve">5.5.9 Scale and Complexity Debt</w:t>
       </w:r>
     </w:p>
@@ -16622,7 +14318,7 @@
         <w:t xml:space="preserve"> </w:t>
       </w:r>
       <w:r>
-        <w:t xml:space="preserve">131 AI agents, approximately 572 REST endpoints, 12 smart contract modules — this is a complexity surface that grows faster than testing and validation can cover. Each new agent is a new attack surface. Each new endpoint is a new vulnerability. Agent-to-agent interactions are combinatorially complex and cannot be exhaustively tested. The system may be too complex to secure, too complex to audit, and too complex to maintain. Complexity is the enemy of security.</w:t>
+        <w:t xml:space="preserve">16 AI agents, approximately 572 REST endpoints, 14 smart contract modules — this is a complexity surface that grows faster than testing and validation can cover. Each agent is an attack surface. Each endpoint is a vulnerability. Agent-to-agent interactions are combinatorially complex and cannot be exhaustively tested. The system may be too complex to secure, too complex to audit, and too complex to maintain. Complexity is the enemy of security.</w:t>
       </w:r>
     </w:p>
     <w:p>
@@ -16658,7 +14354,7 @@
         <w:t xml:space="preserve"> </w:t>
       </w:r>
       <w:r>
-        <w:t xml:space="preserve">Modular architecture with clear service boundaries limits interaction surface between components. The standardized agent template provides common architecture across all 131 agents, reducing per-agent variation. The plugin architecture enables extensibility without modifying the core platform. Automated API endpoint testing covers regression behavior. Smart contract unit and integration testing validates governance invariants.</w:t>
+        <w:t xml:space="preserve">Modular architecture with clear service boundaries limits interaction surface between components. The standardized agent template provides common architecture across all 16 agents, reducing per-agent variation. The plugin architecture enables extensibility without modifying the core platform. Automated API endpoint testing covers regression behavior. Smart contract unit and integration testing validates governance invariants.</w:t>
       </w:r>
     </w:p>
     <w:p>
@@ -16685,15 +14381,6 @@
       <w:pPr>
         <w:pStyle w:val="Heading3"/>
       </w:pPr>
-      <w:r>
-        <w:rPr>
-          <w:rStyle w:val="SectionNumber"/>
-        </w:rPr>
-        <w:t xml:space="preserve">13.6.10</w:t>
-      </w:r>
-      <w:r>
-        <w:tab/>
-      </w:r>
       <w:r>
         <w:t xml:space="preserve">5.5.10 Ethics of AI Speed in Lethal Contexts</w:t>
       </w:r>
@@ -16783,15 +14470,6 @@
       <w:pPr>
         <w:pStyle w:val="Heading3"/>
       </w:pPr>
-      <w:r>
-        <w:rPr>
-          <w:rStyle w:val="SectionNumber"/>
-        </w:rPr>
-        <w:t xml:space="preserve">13.6.11</w:t>
-      </w:r>
-      <w:r>
-        <w:tab/>
-      </w:r>
       <w:r>
         <w:t xml:space="preserve">Summary Table</w:t>
       </w:r>
@@ -17356,15 +15034,6 @@
         <w:pStyle w:val="Heading2"/>
       </w:pPr>
       <w:r>
-        <w:rPr>
-          <w:rStyle w:val="SectionNumber"/>
-        </w:rPr>
-        <w:t xml:space="preserve">13.7</w:t>
-      </w:r>
-      <w:r>
-        <w:tab/>
-      </w:r>
-      <w:r>
         <w:t xml:space="preserve">5.6 Future Work</w:t>
       </w:r>
     </w:p>
@@ -17373,15 +15042,6 @@
       <w:pPr>
         <w:pStyle w:val="Heading3"/>
       </w:pPr>
-      <w:r>
-        <w:rPr>
-          <w:rStyle w:val="SectionNumber"/>
-        </w:rPr>
-        <w:t xml:space="preserve">13.7.1</w:t>
-      </w:r>
-      <w:r>
-        <w:tab/>
-      </w:r>
       <w:r>
         <w:t xml:space="preserve">Near-Term Extensions</w:t>
       </w:r>
@@ -17642,15 +15302,6 @@
         <w:pStyle w:val="Heading3"/>
       </w:pPr>
       <w:r>
-        <w:rPr>
-          <w:rStyle w:val="SectionNumber"/>
-        </w:rPr>
-        <w:t xml:space="preserve">13.7.2</w:t>
-      </w:r>
-      <w:r>
-        <w:tab/>
-      </w:r>
-      <w:r>
         <w:t xml:space="preserve">Phase 59-75 Roadmap Highlights</w:t>
       </w:r>
     </w:p>
@@ -17795,15 +15446,6 @@
         <w:pStyle w:val="Heading3"/>
       </w:pPr>
       <w:r>
-        <w:rPr>
-          <w:rStyle w:val="SectionNumber"/>
-        </w:rPr>
-        <w:t xml:space="preserve">13.7.3</w:t>
-      </w:r>
-      <w:r>
-        <w:tab/>
-      </w:r>
-      <w:r>
         <w:t xml:space="preserve">Research Directions Opened by MDMP and Escalation Integration</w:t>
       </w:r>
     </w:p>
@@ -17854,15 +15496,6 @@
         <w:pStyle w:val="Heading3"/>
       </w:pPr>
       <w:r>
-        <w:rPr>
-          <w:rStyle w:val="SectionNumber"/>
-        </w:rPr>
-        <w:t xml:space="preserve">13.7.4</w:t>
-      </w:r>
-      <w:r>
-        <w:tab/>
-      </w:r>
-      <w:r>
         <w:t xml:space="preserve">Long-Term Research Directions</w:t>
       </w:r>
     </w:p>
@@ -17904,15 +15537,6 @@
       <w:pPr>
         <w:pStyle w:val="Heading3"/>
       </w:pPr>
-      <w:r>
-        <w:rPr>
-          <w:rStyle w:val="SectionNumber"/>
-        </w:rPr>
-        <w:t xml:space="preserve">13.7.5</w:t>
-      </w:r>
-      <w:r>
-        <w:tab/>
-      </w:r>
       <w:r>
         <w:t xml:space="preserve">Policy Research Needed</w:t>
       </w:r>
@@ -17969,15 +15593,6 @@
         <w:pStyle w:val="Heading1"/>
       </w:pPr>
       <w:r>
-        <w:rPr>
-          <w:rStyle w:val="SectionNumber"/>
-        </w:rPr>
-        <w:t xml:space="preserve">14</w:t>
-      </w:r>
-      <w:r>
-        <w:tab/>
-      </w:r>
-      <w:r>
         <w:t xml:space="preserve">6. Conclusion</w:t>
       </w:r>
     </w:p>
@@ -17994,15 +15609,6 @@
       <w:pPr>
         <w:pStyle w:val="Heading2"/>
       </w:pPr>
-      <w:r>
-        <w:rPr>
-          <w:rStyle w:val="SectionNumber"/>
-        </w:rPr>
-        <w:t xml:space="preserve">14.1</w:t>
-      </w:r>
-      <w:r>
-        <w:tab/>
-      </w:r>
       <w:r>
         <w:t xml:space="preserve">Answering the Research Question</w:t>
       </w:r>
@@ -18184,15 +15790,6 @@
         <w:pStyle w:val="Heading2"/>
       </w:pPr>
       <w:r>
-        <w:rPr>
-          <w:rStyle w:val="SectionNumber"/>
-        </w:rPr>
-        <w:t xml:space="preserve">14.2</w:t>
-      </w:r>
-      <w:r>
-        <w:tab/>
-      </w:r>
-      <w:r>
         <w:t xml:space="preserve">Contributions Summarized</w:t>
       </w:r>
     </w:p>
@@ -18284,15 +15881,6 @@
         <w:pStyle w:val="Heading2"/>
       </w:pPr>
       <w:r>
-        <w:rPr>
-          <w:rStyle w:val="SectionNumber"/>
-        </w:rPr>
-        <w:t xml:space="preserve">14.3</w:t>
-      </w:r>
-      <w:r>
-        <w:tab/>
-      </w:r>
-      <w:r>
         <w:t xml:space="preserve">Human Authority Preserved</w:t>
       </w:r>
     </w:p>
@@ -18335,15 +15923,6 @@
         <w:pStyle w:val="Heading2"/>
       </w:pPr>
       <w:r>
-        <w:rPr>
-          <w:rStyle w:val="SectionNumber"/>
-        </w:rPr>
-        <w:t xml:space="preserve">14.4</w:t>
-      </w:r>
-      <w:r>
-        <w:tab/>
-      </w:r>
-      <w:r>
         <w:t xml:space="preserve">Broader Implications</w:t>
       </w:r>
     </w:p>
@@ -18377,15 +15956,6 @@
       <w:pPr>
         <w:pStyle w:val="Heading2"/>
       </w:pPr>
-      <w:r>
-        <w:rPr>
-          <w:rStyle w:val="SectionNumber"/>
-        </w:rPr>
-        <w:t xml:space="preserve">14.5</w:t>
-      </w:r>
-      <w:r>
-        <w:tab/>
-      </w:r>
       <w:r>
         <w:t xml:space="preserve">Closing Statement</w:t>
       </w:r>
@@ -18414,15 +15984,6 @@
         <w:pStyle w:val="Heading1"/>
       </w:pPr>
       <w:r>
-        <w:rPr>
-          <w:rStyle w:val="SectionNumber"/>
-        </w:rPr>
-        <w:t xml:space="preserve">15</w:t>
-      </w:r>
-      <w:r>
-        <w:tab/>
-      </w:r>
-      <w:r>
         <w:t xml:space="preserve">7. References</w:t>
       </w:r>
     </w:p>
@@ -18451,15 +16012,6 @@
         <w:pStyle w:val="Heading2"/>
       </w:pPr>
       <w:r>
-        <w:rPr>
-          <w:rStyle w:val="SectionNumber"/>
-        </w:rPr>
-        <w:t xml:space="preserve">15.1</w:t>
-      </w:r>
-      <w:r>
-        <w:tab/>
-      </w:r>
-      <w:r>
         <w:t xml:space="preserve">Citation Management Instructions</w:t>
       </w:r>
     </w:p>
@@ -18468,15 +16020,6 @@
       <w:pPr>
         <w:pStyle w:val="Heading3"/>
       </w:pPr>
-      <w:r>
-        <w:rPr>
-          <w:rStyle w:val="SectionNumber"/>
-        </w:rPr>
-        <w:t xml:space="preserve">15.1.1</w:t>
-      </w:r>
-      <w:r>
-        <w:tab/>
-      </w:r>
       <w:r>
         <w:t xml:space="preserve">Setup (per 13-RESEARCH.md)</w:t>
       </w:r>
@@ -18572,15 +16115,6 @@
         <w:pStyle w:val="Heading3"/>
       </w:pPr>
       <w:r>
-        <w:rPr>
-          <w:rStyle w:val="SectionNumber"/>
-        </w:rPr>
-        <w:t xml:space="preserve">15.1.2</w:t>
-      </w:r>
-      <w:r>
-        <w:tab/>
-      </w:r>
-      <w:r>
         <w:t xml:space="preserve">Adding Sources</w:t>
       </w:r>
     </w:p>
@@ -18635,15 +16169,6 @@
         <w:pStyle w:val="Heading2"/>
       </w:pPr>
       <w:r>
-        <w:rPr>
-          <w:rStyle w:val="SectionNumber"/>
-        </w:rPr>
-        <w:t xml:space="preserve">15.2</w:t>
-      </w:r>
-      <w:r>
-        <w:tab/>
-      </w:r>
-      <w:r>
         <w:t xml:space="preserve">Sources to Add</w:t>
       </w:r>
     </w:p>
@@ -18660,15 +16185,6 @@
       <w:pPr>
         <w:pStyle w:val="Heading3"/>
       </w:pPr>
-      <w:r>
-        <w:rPr>
-          <w:rStyle w:val="SectionNumber"/>
-        </w:rPr>
-        <w:t xml:space="preserve">15.2.1</w:t>
-      </w:r>
-      <w:r>
-        <w:tab/>
-      </w:r>
       <w:r>
         <w:t xml:space="preserve">Academic Literature</w:t>
       </w:r>
@@ -18776,15 +16292,6 @@
         <w:pStyle w:val="Heading3"/>
       </w:pPr>
       <w:r>
-        <w:rPr>
-          <w:rStyle w:val="SectionNumber"/>
-        </w:rPr>
-        <w:t xml:space="preserve">15.2.2</w:t>
-      </w:r>
-      <w:r>
-        <w:tab/>
-      </w:r>
-      <w:r>
         <w:t xml:space="preserve">Government/Military Documents</w:t>
       </w:r>
     </w:p>
@@ -18855,15 +16362,6 @@
         <w:pStyle w:val="Heading3"/>
       </w:pPr>
       <w:r>
-        <w:rPr>
-          <w:rStyle w:val="SectionNumber"/>
-        </w:rPr>
-        <w:t xml:space="preserve">15.2.3</w:t>
-      </w:r>
-      <w:r>
-        <w:tab/>
-      </w:r>
-      <w:r>
         <w:t xml:space="preserve">Technology References</w:t>
       </w:r>
     </w:p>
@@ -18910,15 +16408,6 @@
         <w:pStyle w:val="Heading3"/>
       </w:pPr>
       <w:r>
-        <w:rPr>
-          <w:rStyle w:val="SectionNumber"/>
-        </w:rPr>
-        <w:t xml:space="preserve">15.2.4</w:t>
-      </w:r>
-      <w:r>
-        <w:tab/>
-      </w:r>
-      <w:r>
         <w:t xml:space="preserve">Additional Sources (from document review)</w:t>
       </w:r>
     </w:p>
@@ -19013,15 +16502,6 @@
         <w:pStyle w:val="Heading3"/>
       </w:pPr>
       <w:r>
-        <w:rPr>
-          <w:rStyle w:val="SectionNumber"/>
-        </w:rPr>
-        <w:t xml:space="preserve">15.2.5</w:t>
-      </w:r>
-      <w:r>
-        <w:tab/>
-      </w:r>
-      <w:r>
         <w:t xml:space="preserve">Phase 55-58 New Sources</w:t>
       </w:r>
     </w:p>
@@ -19184,15 +16664,6 @@
         <w:pStyle w:val="Heading2"/>
       </w:pPr>
       <w:r>
-        <w:rPr>
-          <w:rStyle w:val="SectionNumber"/>
-        </w:rPr>
-        <w:t xml:space="preserve">15.3</w:t>
-      </w:r>
-      <w:r>
-        <w:tab/>
-      </w:r>
-      <w:r>
         <w:t xml:space="preserve">Generating Bibliography</w:t>
       </w:r>
     </w:p>
@@ -19258,15 +16729,6 @@
         <w:pStyle w:val="Heading2"/>
       </w:pPr>
       <w:r>
-        <w:rPr>
-          <w:rStyle w:val="SectionNumber"/>
-        </w:rPr>
-        <w:t xml:space="preserve">15.4</w:t>
-      </w:r>
-      <w:r>
-        <w:tab/>
-      </w:r>
-      <w:r>
         <w:t xml:space="preserve">Placeholder Bibliography</w:t>
       </w:r>
     </w:p>
@@ -19462,15 +16924,6 @@
         <w:pStyle w:val="Heading1"/>
       </w:pPr>
       <w:r>
-        <w:rPr>
-          <w:rStyle w:val="SectionNumber"/>
-        </w:rPr>
-        <w:t xml:space="preserve">16</w:t>
-      </w:r>
-      <w:r>
-        <w:tab/>
-      </w:r>
-      <w:r>
         <w:t xml:space="preserve">Appendix A: Implementation Status (SITREP)</w:t>
       </w:r>
     </w:p>
@@ -19487,15 +16940,6 @@
       <w:pPr>
         <w:pStyle w:val="Heading2"/>
       </w:pPr>
-      <w:r>
-        <w:rPr>
-          <w:rStyle w:val="SectionNumber"/>
-        </w:rPr>
-        <w:t xml:space="preserve">16.1</w:t>
-      </w:r>
-      <w:r>
-        <w:tab/>
-      </w:r>
       <w:r>
         <w:t xml:space="preserve">A.1 Phase-by-Phase Status</w:t>
       </w:r>
@@ -21173,7 +18617,7 @@
               <w:pStyle w:val="Compact"/>
             </w:pPr>
             <w:r>
-              <w:t xml:space="preserve">Per-role workspaces, cross-staff notifications, 102 staff AI agents</w:t>
+              <w:t xml:space="preserve">Per-role workspaces, cross-staff notifications, staff AI coordination</w:t>
             </w:r>
           </w:p>
         </w:tc>
@@ -23636,15 +21080,6 @@
       <w:pPr>
         <w:pStyle w:val="Heading2"/>
       </w:pPr>
-      <w:r>
-        <w:rPr>
-          <w:rStyle w:val="SectionNumber"/>
-        </w:rPr>
-        <w:t xml:space="preserve">16.2</w:t>
-      </w:r>
-      <w:r>
-        <w:tab/>
-      </w:r>
       <w:r>
         <w:t xml:space="preserve">A.2 Current Status</w:t>
       </w:r>
@@ -23767,18 +21202,18 @@
               <w:pStyle w:val="Compact"/>
             </w:pPr>
             <w:r>
-              <w:t xml:space="preserve">AI agents (specialized, active)</w:t>
-            </w:r>
-          </w:p>
-        </w:tc>
-        <w:tc>
-          <w:tcPr/>
-          <w:p>
-            <w:pPr>
-              <w:pStyle w:val="Compact"/>
-            </w:pPr>
-            <w:r>
-              <w:t xml:space="preserve">19</w:t>
+              <w:t xml:space="preserve">AI agents (LangGraph analysis)</w:t>
+            </w:r>
+          </w:p>
+        </w:tc>
+        <w:tc>
+          <w:tcPr/>
+          <w:p>
+            <w:pPr>
+              <w:pStyle w:val="Compact"/>
+            </w:pPr>
+            <w:r>
+              <w:t xml:space="preserve">8</w:t>
             </w:r>
           </w:p>
         </w:tc>
@@ -23791,18 +21226,18 @@
               <w:pStyle w:val="Compact"/>
             </w:pPr>
             <w:r>
-              <w:t xml:space="preserve">AI agents (JPP staff roles)</w:t>
-            </w:r>
-          </w:p>
-        </w:tc>
-        <w:tc>
-          <w:tcPr/>
-          <w:p>
-            <w:pPr>
-              <w:pStyle w:val="Compact"/>
-            </w:pPr>
-            <w:r>
-              <w:t xml:space="preserve">31</w:t>
+              <w:t xml:space="preserve">AI agents (COP layer)</w:t>
+            </w:r>
+          </w:p>
+        </w:tc>
+        <w:tc>
+          <w:tcPr/>
+          <w:p>
+            <w:pPr>
+              <w:pStyle w:val="Compact"/>
+            </w:pPr>
+            <w:r>
+              <w:t xml:space="preserve">7</w:t>
             </w:r>
           </w:p>
         </w:tc>
@@ -23815,18 +21250,42 @@
               <w:pStyle w:val="Compact"/>
             </w:pPr>
             <w:r>
-              <w:t xml:space="preserve">AI agents (total registered)</w:t>
-            </w:r>
-          </w:p>
-        </w:tc>
-        <w:tc>
-          <w:tcPr/>
-          <w:p>
-            <w:pPr>
-              <w:pStyle w:val="Compact"/>
-            </w:pPr>
-            <w:r>
-              <w:t xml:space="preserve">50+</w:t>
+              <w:t xml:space="preserve">AI agents (Chief of Staff)</w:t>
+            </w:r>
+          </w:p>
+        </w:tc>
+        <w:tc>
+          <w:tcPr/>
+          <w:p>
+            <w:pPr>
+              <w:pStyle w:val="Compact"/>
+            </w:pPr>
+            <w:r>
+              <w:t xml:space="preserve">1 (Ironclaw)</w:t>
+            </w:r>
+          </w:p>
+        </w:tc>
+      </w:tr>
+      <w:tr>
+        <w:tc>
+          <w:tcPr/>
+          <w:p>
+            <w:pPr>
+              <w:pStyle w:val="Compact"/>
+            </w:pPr>
+            <w:r>
+              <w:t xml:space="preserve">AI agents (total deployed)</w:t>
+            </w:r>
+          </w:p>
+        </w:tc>
+        <w:tc>
+          <w:tcPr/>
+          <w:p>
+            <w:pPr>
+              <w:pStyle w:val="Compact"/>
+            </w:pPr>
+            <w:r>
+              <w:t xml:space="preserve">16</w:t>
             </w:r>
           </w:p>
         </w:tc>
@@ -24223,15 +21682,6 @@
         <w:pStyle w:val="Heading2"/>
       </w:pPr>
       <w:r>
-        <w:rPr>
-          <w:rStyle w:val="SectionNumber"/>
-        </w:rPr>
-        <w:t xml:space="preserve">16.3</w:t>
-      </w:r>
-      <w:r>
-        <w:tab/>
-      </w:r>
-      <w:r>
         <w:t xml:space="preserve">A.3 Remaining Work</w:t>
       </w:r>
     </w:p>
@@ -24240,15 +21690,6 @@
       <w:pPr>
         <w:pStyle w:val="Heading3"/>
       </w:pPr>
-      <w:r>
-        <w:rPr>
-          <w:rStyle w:val="SectionNumber"/>
-        </w:rPr>
-        <w:t xml:space="preserve">16.3.1</w:t>
-      </w:r>
-      <w:r>
-        <w:tab/>
-      </w:r>
       <w:r>
         <w:t xml:space="preserve">Phase 1.1: Calimero Self-Sovereign App Integration</w:t>
       </w:r>
@@ -24284,15 +21725,6 @@
         <w:pStyle w:val="Heading3"/>
       </w:pPr>
       <w:r>
-        <w:rPr>
-          <w:rStyle w:val="SectionNumber"/>
-        </w:rPr>
-        <w:t xml:space="preserve">16.3.2</w:t>
-      </w:r>
-      <w:r>
-        <w:tab/>
-      </w:r>
-      <w:r>
         <w:t xml:space="preserve">Phase 4.5: ATAK/CoT Tactical Interoperability</w:t>
       </w:r>
     </w:p>
@@ -24327,15 +21759,6 @@
         <w:pStyle w:val="Heading3"/>
       </w:pPr>
       <w:r>
-        <w:rPr>
-          <w:rStyle w:val="SectionNumber"/>
-        </w:rPr>
-        <w:t xml:space="preserve">16.3.3</w:t>
-      </w:r>
-      <w:r>
-        <w:tab/>
-      </w:r>
-      <w:r>
         <w:t xml:space="preserve">Phase 6–12: Original Phases (partially superseded)</w:t>
       </w:r>
     </w:p>
@@ -24394,15 +21817,6 @@
         <w:pStyle w:val="Heading3"/>
       </w:pPr>
       <w:r>
-        <w:rPr>
-          <w:rStyle w:val="SectionNumber"/>
-        </w:rPr>
-        <w:t xml:space="preserve">16.3.4</w:t>
-      </w:r>
-      <w:r>
-        <w:tab/>
-      </w:r>
-      <w:r>
         <w:t xml:space="preserve">Phase 16: AI Assigned Staff Workspaces</w:t>
       </w:r>
     </w:p>
@@ -24437,15 +21851,6 @@
         <w:pStyle w:val="Heading3"/>
       </w:pPr>
       <w:r>
-        <w:rPr>
-          <w:rStyle w:val="SectionNumber"/>
-        </w:rPr>
-        <w:t xml:space="preserve">16.3.5</w:t>
-      </w:r>
-      <w:r>
-        <w:tab/>
-      </w:r>
-      <w:r>
         <w:t xml:space="preserve">Phase 17: Deployment — CI/CD Pipeline &amp; Hetzner Server</w:t>
       </w:r>
     </w:p>
@@ -24492,15 +21897,6 @@
         <w:pStyle w:val="Heading3"/>
       </w:pPr>
       <w:r>
-        <w:rPr>
-          <w:rStyle w:val="SectionNumber"/>
-        </w:rPr>
-        <w:t xml:space="preserve">16.3.6</w:t>
-      </w:r>
-      <w:r>
-        <w:tab/>
-      </w:r>
-      <w:r>
         <w:t xml:space="preserve">Phase 23: Problem Set Model &amp; Workspace Rename</w:t>
       </w:r>
     </w:p>
@@ -24535,15 +21931,6 @@
         <w:pStyle w:val="Heading3"/>
       </w:pPr>
       <w:r>
-        <w:rPr>
-          <w:rStyle w:val="SectionNumber"/>
-        </w:rPr>
-        <w:t xml:space="preserve">16.3.7</w:t>
-      </w:r>
-      <w:r>
-        <w:tab/>
-      </w:r>
-      <w:r>
         <w:t xml:space="preserve">Phase 25.2: Strategic Document Containers &amp; Actor Categorization</w:t>
       </w:r>
     </w:p>
@@ -24578,15 +21965,6 @@
         <w:pStyle w:val="Heading3"/>
       </w:pPr>
       <w:r>
-        <w:rPr>
-          <w:rStyle w:val="SectionNumber"/>
-        </w:rPr>
-        <w:t xml:space="preserve">16.3.8</w:t>
-      </w:r>
-      <w:r>
-        <w:tab/>
-      </w:r>
-      <w:r>
         <w:t xml:space="preserve">Phase 25.3: AI Strategic Context &amp; Knowledge Graph Integration</w:t>
       </w:r>
     </w:p>
@@ -24621,15 +21999,6 @@
         <w:pStyle w:val="Heading3"/>
       </w:pPr>
       <w:r>
-        <w:rPr>
-          <w:rStyle w:val="SectionNumber"/>
-        </w:rPr>
-        <w:t xml:space="preserve">16.3.9</w:t>
-      </w:r>
-      <w:r>
-        <w:tab/>
-      </w:r>
-      <w:r>
         <w:t xml:space="preserve">Phase 26: Strategic Environment &amp; Inheritance</w:t>
       </w:r>
     </w:p>
@@ -24664,15 +22033,6 @@
         <w:pStyle w:val="Heading3"/>
       </w:pPr>
       <w:r>
-        <w:rPr>
-          <w:rStyle w:val="SectionNumber"/>
-        </w:rPr>
-        <w:t xml:space="preserve">16.3.10</w:t>
-      </w:r>
-      <w:r>
-        <w:tab/>
-      </w:r>
-      <w:r>
         <w:t xml:space="preserve">Phase 28: Embedded DAO Governance at Decision Gates</w:t>
       </w:r>
     </w:p>
@@ -24707,15 +22067,6 @@
         <w:pStyle w:val="Heading3"/>
       </w:pPr>
       <w:r>
-        <w:rPr>
-          <w:rStyle w:val="SectionNumber"/>
-        </w:rPr>
-        <w:t xml:space="preserve">16.3.11</w:t>
-      </w:r>
-      <w:r>
-        <w:tab/>
-      </w:r>
-      <w:r>
         <w:t xml:space="preserve">Phase 29: Contextual AI Staff Integration</w:t>
       </w:r>
     </w:p>
@@ -24750,15 +22101,6 @@
         <w:pStyle w:val="Heading3"/>
       </w:pPr>
       <w:r>
-        <w:rPr>
-          <w:rStyle w:val="SectionNumber"/>
-        </w:rPr>
-        <w:t xml:space="preserve">16.3.12</w:t>
-      </w:r>
-      <w:r>
-        <w:tab/>
-      </w:r>
-      <w:r>
         <w:t xml:space="preserve">Phase 31: AI Agent Validation &amp; Compliance Testing</w:t>
       </w:r>
     </w:p>
@@ -24793,15 +22135,6 @@
         <w:pStyle w:val="Heading3"/>
       </w:pPr>
       <w:r>
-        <w:rPr>
-          <w:rStyle w:val="SectionNumber"/>
-        </w:rPr>
-        <w:t xml:space="preserve">16.3.13</w:t>
-      </w:r>
-      <w:r>
-        <w:tab/>
-      </w:r>
-      <w:r>
         <w:t xml:space="preserve">Phase 45: Knowledge Graph Subspaces</w:t>
       </w:r>
     </w:p>
@@ -24836,15 +22169,6 @@
         <w:pStyle w:val="Heading3"/>
       </w:pPr>
       <w:r>
-        <w:rPr>
-          <w:rStyle w:val="SectionNumber"/>
-        </w:rPr>
-        <w:t xml:space="preserve">16.3.14</w:t>
-      </w:r>
-      <w:r>
-        <w:tab/>
-      </w:r>
-      <w:r>
         <w:t xml:space="preserve">Phase 47: JSON-LD Semantic Brain + COP Fix</w:t>
       </w:r>
     </w:p>
@@ -24891,15 +22215,6 @@
         <w:pStyle w:val="Heading3"/>
       </w:pPr>
       <w:r>
-        <w:rPr>
-          <w:rStyle w:val="SectionNumber"/>
-        </w:rPr>
-        <w:t xml:space="preserve">16.3.15</w:t>
-      </w:r>
-      <w:r>
-        <w:tab/>
-      </w:r>
-      <w:r>
         <w:t xml:space="preserve">Phase 48: Robot Swarm Behaviour End-to-End Demo</w:t>
       </w:r>
     </w:p>
@@ -24946,15 +22261,6 @@
         <w:pStyle w:val="Heading3"/>
       </w:pPr>
       <w:r>
-        <w:rPr>
-          <w:rStyle w:val="SectionNumber"/>
-        </w:rPr>
-        <w:t xml:space="preserve">16.3.16</w:t>
-      </w:r>
-      <w:r>
-        <w:tab/>
-      </w:r>
-      <w:r>
         <w:t xml:space="preserve">Phase 50: Universal Intelligence Input &amp; Auto-Classification</w:t>
       </w:r>
     </w:p>
@@ -24989,15 +22295,6 @@
       <w:pPr>
         <w:pStyle w:val="Heading2"/>
       </w:pPr>
-      <w:r>
-        <w:rPr>
-          <w:rStyle w:val="SectionNumber"/>
-        </w:rPr>
-        <w:t xml:space="preserve">16.4</w:t>
-      </w:r>
-      <w:r>
-        <w:tab/>
-      </w:r>
       <w:r>
         <w:t xml:space="preserve">A.4 MVP Demo Readiness</w:t>
       </w:r>
@@ -25117,7 +22414,7 @@
               <w:pStyle w:val="Compact"/>
             </w:pPr>
             <w:r>
-              <w:t xml:space="preserve">LangGraph orchestration, 50+ agents, unified architecture</w:t>
+              <w:t xml:space="preserve">LangGraph orchestration, 16 deployed agents, unified architecture</w:t>
             </w:r>
           </w:p>
         </w:tc>
@@ -26492,15 +23789,6 @@
         <w:pStyle w:val="Heading1"/>
       </w:pPr>
       <w:r>
-        <w:rPr>
-          <w:rStyle w:val="SectionNumber"/>
-        </w:rPr>
-        <w:t xml:space="preserve">17</w:t>
-      </w:r>
-      <w:r>
-        <w:tab/>
-      </w:r>
-      <w:r>
         <w:t xml:space="preserve">Appendix B: Demonstration Script (~20 minutes)</w:t>
       </w:r>
     </w:p>
@@ -26607,15 +23895,6 @@
         <w:pStyle w:val="Heading2"/>
       </w:pPr>
       <w:r>
-        <w:rPr>
-          <w:rStyle w:val="SectionNumber"/>
-        </w:rPr>
-        <w:t xml:space="preserve">17.1</w:t>
-      </w:r>
-      <w:r>
-        <w:tab/>
-      </w:r>
-      <w:r>
         <w:t xml:space="preserve">B.1 Setup Requirements</w:t>
       </w:r>
     </w:p>
@@ -26624,15 +23903,6 @@
       <w:pPr>
         <w:pStyle w:val="Heading3"/>
       </w:pPr>
-      <w:r>
-        <w:rPr>
-          <w:rStyle w:val="SectionNumber"/>
-        </w:rPr>
-        <w:t xml:space="preserve">17.1.1</w:t>
-      </w:r>
-      <w:r>
-        <w:tab/>
-      </w:r>
       <w:r>
         <w:t xml:space="preserve">Physical Components</w:t>
       </w:r>
@@ -26870,15 +24140,6 @@
         <w:pStyle w:val="Heading3"/>
       </w:pPr>
       <w:r>
-        <w:rPr>
-          <w:rStyle w:val="SectionNumber"/>
-        </w:rPr>
-        <w:t xml:space="preserve">17.1.2</w:t>
-      </w:r>
-      <w:r>
-        <w:tab/>
-      </w:r>
-      <w:r>
         <w:t xml:space="preserve">System State</w:t>
       </w:r>
     </w:p>
@@ -27035,15 +24296,6 @@
         <w:pStyle w:val="Heading3"/>
       </w:pPr>
       <w:r>
-        <w:rPr>
-          <w:rStyle w:val="SectionNumber"/>
-        </w:rPr>
-        <w:t xml:space="preserve">17.1.3</w:t>
-      </w:r>
-      <w:r>
-        <w:tab/>
-      </w:r>
-      <w:r>
         <w:t xml:space="preserve">Pre-Demo Checklist</w:t>
       </w:r>
     </w:p>
@@ -27136,15 +24388,6 @@
         <w:pStyle w:val="Heading2"/>
       </w:pPr>
       <w:r>
-        <w:rPr>
-          <w:rStyle w:val="SectionNumber"/>
-        </w:rPr>
-        <w:t xml:space="preserve">17.2</w:t>
-      </w:r>
-      <w:r>
-        <w:tab/>
-      </w:r>
-      <w:r>
         <w:t xml:space="preserve">B.2 Act 1: Strategic Level (5 minutes)</w:t>
       </w:r>
     </w:p>
@@ -27153,15 +24396,6 @@
       <w:pPr>
         <w:pStyle w:val="Heading3"/>
       </w:pPr>
-      <w:r>
-        <w:rPr>
-          <w:rStyle w:val="SectionNumber"/>
-        </w:rPr>
-        <w:t xml:space="preserve">17.2.1</w:t>
-      </w:r>
-      <w:r>
-        <w:tab/>
-      </w:r>
       <w:r>
         <w:t xml:space="preserve">Human Authority Position: IN-THE-LOOP</w:t>
       </w:r>
@@ -27883,15 +25117,6 @@
         <w:pStyle w:val="Heading2"/>
       </w:pPr>
       <w:r>
-        <w:rPr>
-          <w:rStyle w:val="SectionNumber"/>
-        </w:rPr>
-        <w:t xml:space="preserve">17.3</w:t>
-      </w:r>
-      <w:r>
-        <w:tab/>
-      </w:r>
-      <w:r>
         <w:t xml:space="preserve">B.2.5 Operational Design (2 minutes)</w:t>
       </w:r>
     </w:p>
@@ -27900,15 +25125,6 @@
       <w:pPr>
         <w:pStyle w:val="Heading3"/>
       </w:pPr>
-      <w:r>
-        <w:rPr>
-          <w:rStyle w:val="SectionNumber"/>
-        </w:rPr>
-        <w:t xml:space="preserve">17.3.1</w:t>
-      </w:r>
-      <w:r>
-        <w:tab/>
-      </w:r>
       <w:r>
         <w:t xml:space="preserve">Bridging Strategic Understanding to Operational Planning</w:t>
       </w:r>
@@ -28143,15 +25359,6 @@
         <w:pStyle w:val="Heading2"/>
       </w:pPr>
       <w:r>
-        <w:rPr>
-          <w:rStyle w:val="SectionNumber"/>
-        </w:rPr>
-        <w:t xml:space="preserve">17.4</w:t>
-      </w:r>
-      <w:r>
-        <w:tab/>
-      </w:r>
-      <w:r>
         <w:t xml:space="preserve">B.3 Act 2: Operational Level (4 minutes)</w:t>
       </w:r>
     </w:p>
@@ -28160,15 +25367,6 @@
       <w:pPr>
         <w:pStyle w:val="Heading3"/>
       </w:pPr>
-      <w:r>
-        <w:rPr>
-          <w:rStyle w:val="SectionNumber"/>
-        </w:rPr>
-        <w:t xml:space="preserve">17.4.1</w:t>
-      </w:r>
-      <w:r>
-        <w:tab/>
-      </w:r>
       <w:r>
         <w:t xml:space="preserve">Human Authority Position: ON-THE-LOOP</w:t>
       </w:r>
@@ -28757,15 +25955,6 @@
         <w:pStyle w:val="Heading2"/>
       </w:pPr>
       <w:r>
-        <w:rPr>
-          <w:rStyle w:val="SectionNumber"/>
-        </w:rPr>
-        <w:t xml:space="preserve">17.5</w:t>
-      </w:r>
-      <w:r>
-        <w:tab/>
-      </w:r>
-      <w:r>
         <w:t xml:space="preserve">B.4 Act 3: Tactical Level (5 minutes)</w:t>
       </w:r>
     </w:p>
@@ -28774,15 +25963,6 @@
       <w:pPr>
         <w:pStyle w:val="Heading3"/>
       </w:pPr>
-      <w:r>
-        <w:rPr>
-          <w:rStyle w:val="SectionNumber"/>
-        </w:rPr>
-        <w:t xml:space="preserve">17.5.1</w:t>
-      </w:r>
-      <w:r>
-        <w:tab/>
-      </w:r>
       <w:r>
         <w:t xml:space="preserve">Human Authority Position: OUT-OF-THE-LOOP (Policy Bounded)</w:t>
       </w:r>
@@ -29596,15 +26776,6 @@
         <w:pStyle w:val="Heading2"/>
       </w:pPr>
       <w:r>
-        <w:rPr>
-          <w:rStyle w:val="SectionNumber"/>
-        </w:rPr>
-        <w:t xml:space="preserve">17.6</w:t>
-      </w:r>
-      <w:r>
-        <w:tab/>
-      </w:r>
-      <w:r>
         <w:t xml:space="preserve">B.4.5 COP and Resource Registry (2 minutes)</w:t>
       </w:r>
     </w:p>
@@ -29613,15 +26784,6 @@
       <w:pPr>
         <w:pStyle w:val="Heading3"/>
       </w:pPr>
-      <w:r>
-        <w:rPr>
-          <w:rStyle w:val="SectionNumber"/>
-        </w:rPr>
-        <w:t xml:space="preserve">17.6.1</w:t>
-      </w:r>
-      <w:r>
-        <w:tab/>
-      </w:r>
       <w:r>
         <w:t xml:space="preserve">AI-Generated Operational Picture and Resource Tracking</w:t>
       </w:r>
@@ -29871,15 +27033,6 @@
         <w:pStyle w:val="Heading2"/>
       </w:pPr>
       <w:r>
-        <w:rPr>
-          <w:rStyle w:val="SectionNumber"/>
-        </w:rPr>
-        <w:t xml:space="preserve">17.7</w:t>
-      </w:r>
-      <w:r>
-        <w:tab/>
-      </w:r>
-      <w:r>
         <w:t xml:space="preserve">B.5 Act 4: Cross-Level Coordination (2 minutes)</w:t>
       </w:r>
     </w:p>
@@ -29888,15 +27041,6 @@
       <w:pPr>
         <w:pStyle w:val="Heading3"/>
       </w:pPr>
-      <w:r>
-        <w:rPr>
-          <w:rStyle w:val="SectionNumber"/>
-        </w:rPr>
-        <w:t xml:space="preserve">17.7.1</w:t>
-      </w:r>
-      <w:r>
-        <w:tab/>
-      </w:r>
       <w:r>
         <w:t xml:space="preserve">Demonstrating Interlink Between Tactical and Strategic DAOs</w:t>
       </w:r>
@@ -30196,15 +27340,6 @@
         <w:pStyle w:val="Heading2"/>
       </w:pPr>
       <w:r>
-        <w:rPr>
-          <w:rStyle w:val="SectionNumber"/>
-        </w:rPr>
-        <w:t xml:space="preserve">17.8</w:t>
-      </w:r>
-      <w:r>
-        <w:tab/>
-      </w:r>
-      <w:r>
         <w:t xml:space="preserve">B.6 Conclusion (2 minutes)</w:t>
       </w:r>
     </w:p>
@@ -30477,15 +27612,6 @@
         <w:pStyle w:val="Heading2"/>
       </w:pPr>
       <w:r>
-        <w:rPr>
-          <w:rStyle w:val="SectionNumber"/>
-        </w:rPr>
-        <w:t xml:space="preserve">17.9</w:t>
-      </w:r>
-      <w:r>
-        <w:tab/>
-      </w:r>
-      <w:r>
         <w:t xml:space="preserve">B.7 Contingency Notes</w:t>
       </w:r>
     </w:p>
@@ -30494,15 +27620,6 @@
       <w:pPr>
         <w:pStyle w:val="Heading3"/>
       </w:pPr>
-      <w:r>
-        <w:rPr>
-          <w:rStyle w:val="SectionNumber"/>
-        </w:rPr>
-        <w:t xml:space="preserve">17.9.1</w:t>
-      </w:r>
-      <w:r>
-        <w:tab/>
-      </w:r>
       <w:r>
         <w:t xml:space="preserve">If System Fails During Demo</w:t>
       </w:r>
@@ -30574,15 +27691,6 @@
         <w:pStyle w:val="Heading3"/>
       </w:pPr>
       <w:r>
-        <w:rPr>
-          <w:rStyle w:val="SectionNumber"/>
-        </w:rPr>
-        <w:t xml:space="preserve">17.9.2</w:t>
-      </w:r>
-      <w:r>
-        <w:tab/>
-      </w:r>
-      <w:r>
         <w:t xml:space="preserve">If Time Runs Short</w:t>
       </w:r>
     </w:p>
@@ -30664,15 +27772,6 @@
       <w:pPr>
         <w:pStyle w:val="Heading3"/>
       </w:pPr>
-      <w:r>
-        <w:rPr>
-          <w:rStyle w:val="SectionNumber"/>
-        </w:rPr>
-        <w:t xml:space="preserve">17.9.3</w:t>
-      </w:r>
-      <w:r>
-        <w:tab/>
-      </w:r>
       <w:r>
         <w:t xml:space="preserve">If Questions Arise Mid-Demo</w:t>
       </w:r>
@@ -30731,15 +27830,6 @@
       <w:pPr>
         <w:pStyle w:val="Heading3"/>
       </w:pPr>
-      <w:r>
-        <w:rPr>
-          <w:rStyle w:val="SectionNumber"/>
-        </w:rPr>
-        <w:t xml:space="preserve">17.9.4</w:t>
-      </w:r>
-      <w:r>
-        <w:tab/>
-      </w:r>
       <w:r>
         <w:t xml:space="preserve">Hardware Troubleshooting</w:t>
       </w:r>
@@ -30893,15 +27983,6 @@
       <w:pPr>
         <w:pStyle w:val="Heading2"/>
       </w:pPr>
-      <w:r>
-        <w:rPr>
-          <w:rStyle w:val="SectionNumber"/>
-        </w:rPr>
-        <w:t xml:space="preserve">17.10</w:t>
-      </w:r>
-      <w:r>
-        <w:tab/>
-      </w:r>
       <w:r>
         <w:t xml:space="preserve">B.8 Inject Summary Reference</w:t>
       </w:r>
